--- a/Others/Task/20260304/04统计与保存.docx
+++ b/Others/Task/20260304/04统计与保存.docx
@@ -25,19 +25,11 @@
           <w:numId w:val="1"/>
         </w:numPr>
       </w:pPr>
-      <w:proofErr w:type="spellStart"/>
-      <w:r>
-        <w:rPr>
-          <w:rFonts w:hint="eastAsia"/>
-        </w:rPr>
-        <w:t>df.count</w:t>
-      </w:r>
-      <w:proofErr w:type="spellEnd"/>
-      <w:r>
-        <w:rPr>
-          <w:rFonts w:hint="eastAsia"/>
-        </w:rPr>
-        <w:t>(axis=1)</w:t>
+      <w:r>
+        <w:rPr>
+          <w:rFonts w:hint="eastAsia"/>
+        </w:rPr>
+        <w:t>df.count(axis=1)</w:t>
       </w:r>
       <w:r>
         <w:rPr>
@@ -59,14 +51,12 @@
         </w:rPr>
         <w:t>计算每列非</w:t>
       </w:r>
-      <w:proofErr w:type="spellStart"/>
       <w:r>
         <w:rPr>
           <w:rFonts w:hint="eastAsia"/>
         </w:rPr>
         <w:t>NaN</w:t>
       </w:r>
-      <w:proofErr w:type="spellEnd"/>
       <w:r>
         <w:rPr>
           <w:rFonts w:hint="eastAsia"/>
@@ -89,7 +79,6 @@
         </w:rPr>
         <w:t>计算每行非</w:t>
       </w:r>
-      <w:proofErr w:type="spellStart"/>
       <w:r>
         <w:rPr>
           <w:rFonts w:hint="eastAsia"/>
@@ -97,7 +86,6 @@
         </w:rPr>
         <w:t>NaN</w:t>
       </w:r>
-      <w:proofErr w:type="spellEnd"/>
       <w:r>
         <w:rPr>
           <w:rFonts w:hint="eastAsia"/>
@@ -119,14 +107,12 @@
         </w:rPr>
         <w:t>计算</w:t>
       </w:r>
-      <w:proofErr w:type="spellStart"/>
       <w:r>
         <w:rPr>
           <w:rFonts w:hint="eastAsia"/>
         </w:rPr>
         <w:t>DataFrame</w:t>
       </w:r>
-      <w:proofErr w:type="spellEnd"/>
       <w:r>
         <w:rPr>
           <w:rFonts w:hint="eastAsia"/>
@@ -147,14 +133,12 @@
         </w:rPr>
         <w:t>计算每列</w:t>
       </w:r>
-      <w:proofErr w:type="spellStart"/>
       <w:r>
         <w:rPr>
           <w:rFonts w:hint="eastAsia"/>
         </w:rPr>
         <w:t>NaN</w:t>
       </w:r>
-      <w:proofErr w:type="spellEnd"/>
       <w:r>
         <w:rPr>
           <w:rFonts w:hint="eastAsia"/>
@@ -189,14 +173,12 @@
         </w:rPr>
         <w:t>方法的</w:t>
       </w:r>
-      <w:proofErr w:type="spellStart"/>
       <w:r>
         <w:rPr>
           <w:rFonts w:hint="eastAsia"/>
         </w:rPr>
         <w:t>numeric_only</w:t>
       </w:r>
-      <w:proofErr w:type="spellEnd"/>
       <w:r>
         <w:rPr>
           <w:rFonts w:hint="eastAsia"/>
@@ -309,14 +291,12 @@
         </w:rPr>
         <w:t>关于累积计算（</w:t>
       </w:r>
-      <w:proofErr w:type="spellStart"/>
       <w:r>
         <w:rPr>
           <w:rFonts w:hint="eastAsia"/>
         </w:rPr>
         <w:t>cummax</w:t>
       </w:r>
-      <w:proofErr w:type="spellEnd"/>
       <w:r>
         <w:rPr>
           <w:rFonts w:hint="eastAsia"/>
@@ -335,28 +315,24 @@
         </w:rPr>
         <w:t>、</w:t>
       </w:r>
-      <w:proofErr w:type="spellStart"/>
       <w:r>
         <w:rPr>
           <w:rFonts w:hint="eastAsia"/>
         </w:rPr>
         <w:t>cumsum</w:t>
       </w:r>
-      <w:proofErr w:type="spellEnd"/>
       <w:r>
         <w:rPr>
           <w:rFonts w:hint="eastAsia"/>
         </w:rPr>
         <w:t>、</w:t>
       </w:r>
-      <w:proofErr w:type="spellStart"/>
       <w:r>
         <w:rPr>
           <w:rFonts w:hint="eastAsia"/>
         </w:rPr>
         <w:t>cumprod</w:t>
       </w:r>
-      <w:proofErr w:type="spellEnd"/>
       <w:r>
         <w:rPr>
           <w:rFonts w:hint="eastAsia"/>
@@ -435,14 +411,12 @@
         </w:rPr>
         <w:t>计算结果与原始</w:t>
       </w:r>
-      <w:proofErr w:type="spellStart"/>
       <w:r>
         <w:rPr>
           <w:rFonts w:hint="eastAsia"/>
         </w:rPr>
         <w:t>DataFrame</w:t>
       </w:r>
-      <w:proofErr w:type="spellEnd"/>
       <w:r>
         <w:rPr>
           <w:rFonts w:hint="eastAsia"/>
@@ -464,19 +438,11 @@
         </w:rPr>
         <w:t>使用</w:t>
       </w:r>
-      <w:proofErr w:type="spellStart"/>
-      <w:r>
-        <w:rPr>
-          <w:rFonts w:hint="eastAsia"/>
-        </w:rPr>
-        <w:t>to_csv</w:t>
-      </w:r>
-      <w:proofErr w:type="spellEnd"/>
-      <w:r>
-        <w:rPr>
-          <w:rFonts w:hint="eastAsia"/>
-        </w:rPr>
-        <w:t>()</w:t>
+      <w:r>
+        <w:rPr>
+          <w:rFonts w:hint="eastAsia"/>
+        </w:rPr>
+        <w:t>to_csv()</w:t>
       </w:r>
       <w:r>
         <w:rPr>
@@ -484,14 +450,12 @@
         </w:rPr>
         <w:t>方法保存</w:t>
       </w:r>
-      <w:proofErr w:type="spellStart"/>
       <w:r>
         <w:rPr>
           <w:rFonts w:hint="eastAsia"/>
         </w:rPr>
         <w:t>DataFrame</w:t>
       </w:r>
-      <w:proofErr w:type="spellEnd"/>
       <w:r>
         <w:rPr>
           <w:rFonts w:hint="eastAsia"/>
@@ -529,16 +493,8 @@
         <w:rPr>
           <w:rFonts w:hint="eastAsia"/>
         </w:rPr>
-        <w:t xml:space="preserve">D. </w:t>
-      </w:r>
-      <w:proofErr w:type="spellStart"/>
-      <w:r>
-        <w:rPr>
-          <w:rFonts w:hint="eastAsia"/>
-        </w:rPr>
-        <w:t>sep</w:t>
-      </w:r>
-      <w:proofErr w:type="spellEnd"/>
+        <w:t>D. sep</w:t>
+      </w:r>
     </w:p>
     <w:p/>
     <w:p>
@@ -554,14 +510,12 @@
         </w:rPr>
         <w:t>要将</w:t>
       </w:r>
-      <w:proofErr w:type="spellStart"/>
       <w:r>
         <w:rPr>
           <w:rFonts w:hint="eastAsia"/>
         </w:rPr>
         <w:t>DataFrame</w:t>
       </w:r>
-      <w:proofErr w:type="spellEnd"/>
       <w:r>
         <w:rPr>
           <w:rFonts w:hint="eastAsia"/>
@@ -586,16 +540,8 @@
         <w:rPr>
           <w:rFonts w:hint="eastAsia"/>
         </w:rPr>
-        <w:t xml:space="preserve">A. </w:t>
-      </w:r>
-      <w:proofErr w:type="spellStart"/>
-      <w:r>
-        <w:rPr>
-          <w:rFonts w:hint="eastAsia"/>
-        </w:rPr>
-        <w:t>xlrd</w:t>
-      </w:r>
-      <w:proofErr w:type="spellEnd"/>
+        <w:t>A. xlrd</w:t>
+      </w:r>
     </w:p>
     <w:p>
       <w:r>
@@ -603,49 +549,24 @@
           <w:rFonts w:hint="eastAsia"/>
           <w:highlight w:val="green"/>
         </w:rPr>
-        <w:t xml:space="preserve">B. </w:t>
-      </w:r>
-      <w:proofErr w:type="spellStart"/>
-      <w:r>
-        <w:rPr>
-          <w:rFonts w:hint="eastAsia"/>
-          <w:highlight w:val="green"/>
-        </w:rPr>
-        <w:t>openpyxl</w:t>
-      </w:r>
-      <w:proofErr w:type="spellEnd"/>
-    </w:p>
-    <w:p>
-      <w:r>
-        <w:rPr>
-          <w:rFonts w:hint="eastAsia"/>
-        </w:rPr>
-        <w:t xml:space="preserve">C. </w:t>
-      </w:r>
-      <w:proofErr w:type="spellStart"/>
-      <w:r>
-        <w:rPr>
-          <w:rFonts w:hint="eastAsia"/>
-        </w:rPr>
-        <w:t>xlwt</w:t>
-      </w:r>
-      <w:proofErr w:type="spellEnd"/>
-    </w:p>
-    <w:p>
-      <w:r>
-        <w:rPr>
-          <w:rFonts w:hint="eastAsia"/>
-        </w:rPr>
-        <w:t xml:space="preserve">D. </w:t>
-      </w:r>
-      <w:proofErr w:type="spellStart"/>
-      <w:r>
-        <w:rPr>
-          <w:rFonts w:hint="eastAsia"/>
-        </w:rPr>
-        <w:t>numpy</w:t>
-      </w:r>
-      <w:proofErr w:type="spellEnd"/>
+        <w:t>B. openpyxl</w:t>
+      </w:r>
+    </w:p>
+    <w:p>
+      <w:r>
+        <w:rPr>
+          <w:rFonts w:hint="eastAsia"/>
+        </w:rPr>
+        <w:t>C. xlwt</w:t>
+      </w:r>
+    </w:p>
+    <w:p>
+      <w:r>
+        <w:rPr>
+          <w:rFonts w:hint="eastAsia"/>
+        </w:rPr>
+        <w:t>D. numpy</w:t>
+      </w:r>
     </w:p>
     <w:p/>
     <w:p>
@@ -655,19 +576,11 @@
           <w:numId w:val="1"/>
         </w:numPr>
       </w:pPr>
-      <w:proofErr w:type="spellStart"/>
-      <w:r>
-        <w:rPr>
-          <w:rFonts w:hint="eastAsia"/>
-        </w:rPr>
-        <w:t>read_csv</w:t>
-      </w:r>
-      <w:proofErr w:type="spellEnd"/>
-      <w:r>
-        <w:rPr>
-          <w:rFonts w:hint="eastAsia"/>
-        </w:rPr>
-        <w:t>()</w:t>
+      <w:r>
+        <w:rPr>
+          <w:rFonts w:hint="eastAsia"/>
+        </w:rPr>
+        <w:t>read_csv()</w:t>
       </w:r>
       <w:r>
         <w:rPr>
@@ -675,19 +588,11 @@
         </w:rPr>
         <w:t>方法中，</w:t>
       </w:r>
-      <w:proofErr w:type="spellStart"/>
-      <w:r>
-        <w:rPr>
-          <w:rFonts w:hint="eastAsia"/>
-        </w:rPr>
-        <w:t>nrows</w:t>
-      </w:r>
-      <w:proofErr w:type="spellEnd"/>
-      <w:r>
-        <w:rPr>
-          <w:rFonts w:hint="eastAsia"/>
-        </w:rPr>
-        <w:t>=10</w:t>
+      <w:r>
+        <w:rPr>
+          <w:rFonts w:hint="eastAsia"/>
+        </w:rPr>
+        <w:t>nrows=10</w:t>
       </w:r>
       <w:r>
         <w:rPr>
@@ -726,24 +631,28 @@
       <w:r>
         <w:rPr>
           <w:rFonts w:hint="eastAsia"/>
+          <w:highlight w:val="green"/>
         </w:rPr>
         <w:t xml:space="preserve">B. </w:t>
       </w:r>
       <w:r>
         <w:rPr>
           <w:rFonts w:hint="eastAsia"/>
+          <w:highlight w:val="green"/>
         </w:rPr>
         <w:t>只读取前</w:t>
       </w:r>
       <w:r>
         <w:rPr>
           <w:rFonts w:hint="eastAsia"/>
+          <w:highlight w:val="green"/>
         </w:rPr>
         <w:t>10</w:t>
       </w:r>
       <w:r>
         <w:rPr>
           <w:rFonts w:hint="eastAsia"/>
+          <w:highlight w:val="green"/>
         </w:rPr>
         <w:t>行</w:t>
       </w:r>
@@ -787,14 +696,12 @@
         </w:rPr>
         <w:t>指定</w:t>
       </w:r>
-      <w:proofErr w:type="spellStart"/>
       <w:r>
         <w:rPr>
           <w:rFonts w:hint="eastAsia"/>
         </w:rPr>
         <w:t>DataFrame</w:t>
       </w:r>
-      <w:proofErr w:type="spellEnd"/>
       <w:r>
         <w:rPr>
           <w:rFonts w:hint="eastAsia"/>
@@ -828,19 +735,11 @@
         </w:rPr>
         <w:t>使用</w:t>
       </w:r>
-      <w:proofErr w:type="spellStart"/>
-      <w:r>
-        <w:rPr>
-          <w:rFonts w:hint="eastAsia"/>
-        </w:rPr>
-        <w:t>read_excel</w:t>
-      </w:r>
-      <w:proofErr w:type="spellEnd"/>
-      <w:r>
-        <w:rPr>
-          <w:rFonts w:hint="eastAsia"/>
-        </w:rPr>
-        <w:t>()</w:t>
+      <w:r>
+        <w:rPr>
+          <w:rFonts w:hint="eastAsia"/>
+        </w:rPr>
+        <w:t>read_excel()</w:t>
       </w:r>
       <w:r>
         <w:rPr>
@@ -860,19 +759,11 @@
         </w:rPr>
         <w:t>文件时，</w:t>
       </w:r>
-      <w:proofErr w:type="spellStart"/>
-      <w:r>
-        <w:rPr>
-          <w:rFonts w:hint="eastAsia"/>
-        </w:rPr>
-        <w:t>sheet_name</w:t>
-      </w:r>
-      <w:proofErr w:type="spellEnd"/>
-      <w:r>
-        <w:rPr>
-          <w:rFonts w:hint="eastAsia"/>
-        </w:rPr>
-        <w:t>=None</w:t>
+      <w:r>
+        <w:rPr>
+          <w:rFonts w:hint="eastAsia"/>
+        </w:rPr>
+        <w:t>sheet_name=None</w:t>
       </w:r>
       <w:r>
         <w:rPr>
@@ -928,11 +819,19 @@
         <w:rPr>
           <w:rFonts w:hint="eastAsia"/>
         </w:rPr>
-        <w:t xml:space="preserve">D. </w:t>
-      </w:r>
-      <w:r>
-        <w:rPr>
-          <w:rFonts w:hint="eastAsia"/>
+        <w:t>D</w:t>
+      </w:r>
+      <w:r>
+        <w:rPr>
+          <w:rFonts w:hint="eastAsia"/>
+          <w:highlight w:val="green"/>
+        </w:rPr>
+        <w:t xml:space="preserve">. </w:t>
+      </w:r>
+      <w:r>
+        <w:rPr>
+          <w:rFonts w:hint="eastAsia"/>
+          <w:highlight w:val="green"/>
         </w:rPr>
         <w:t>报错</w:t>
       </w:r>
@@ -961,19 +860,11 @@
           <w:numId w:val="1"/>
         </w:numPr>
       </w:pPr>
-      <w:proofErr w:type="spellStart"/>
-      <w:r>
-        <w:rPr>
-          <w:rFonts w:hint="eastAsia"/>
-        </w:rPr>
-        <w:t>df.count</w:t>
-      </w:r>
-      <w:proofErr w:type="spellEnd"/>
-      <w:r>
-        <w:rPr>
-          <w:rFonts w:hint="eastAsia"/>
-        </w:rPr>
-        <w:t>()</w:t>
+      <w:r>
+        <w:rPr>
+          <w:rFonts w:hint="eastAsia"/>
+        </w:rPr>
+        <w:t>df.count()</w:t>
       </w:r>
       <w:r>
         <w:rPr>
@@ -985,7 +876,19 @@
         <w:rPr>
           <w:rFonts w:hint="eastAsia"/>
         </w:rPr>
-        <w:t>axis=__________</w:t>
+        <w:t>axis=______</w:t>
+      </w:r>
+      <w:r>
+        <w:rPr>
+          <w:rFonts w:hint="eastAsia"/>
+        </w:rPr>
+        <w:t>0</w:t>
+      </w:r>
+      <w:r>
+        <w:rPr>
+          <w:rFonts w:hint="eastAsia"/>
+        </w:rPr>
+        <w:t>____</w:t>
       </w:r>
       <w:r>
         <w:rPr>
@@ -993,14 +896,12 @@
         </w:rPr>
         <w:t>方向计算，返回每列非</w:t>
       </w:r>
-      <w:proofErr w:type="spellStart"/>
       <w:r>
         <w:rPr>
           <w:rFonts w:hint="eastAsia"/>
         </w:rPr>
         <w:t>NaN</w:t>
       </w:r>
-      <w:proofErr w:type="spellEnd"/>
       <w:r>
         <w:rPr>
           <w:rFonts w:hint="eastAsia"/>
@@ -1038,7 +939,19 @@
         <w:rPr>
           <w:rFonts w:hint="eastAsia"/>
         </w:rPr>
-        <w:t>__________</w:t>
+        <w:t>____</w:t>
+      </w:r>
+      <w:r>
+        <w:rPr>
+          <w:rFonts w:hint="eastAsia"/>
+        </w:rPr>
+        <w:t>numeric_oly</w:t>
+      </w:r>
+      <w:r>
+        <w:rPr>
+          <w:rFonts w:hint="eastAsia"/>
+        </w:rPr>
+        <w:t>______</w:t>
       </w:r>
       <w:r>
         <w:rPr>
@@ -1056,21 +969,7 @@
         <w:rPr>
           <w:rFonts w:hint="eastAsia"/>
         </w:rPr>
-        <w:t>可以只对数值</w:t>
-      </w:r>
-      <w:proofErr w:type="gramStart"/>
-      <w:r>
-        <w:rPr>
-          <w:rFonts w:hint="eastAsia"/>
-        </w:rPr>
-        <w:t>列进行</w:t>
-      </w:r>
-      <w:proofErr w:type="gramEnd"/>
-      <w:r>
-        <w:rPr>
-          <w:rFonts w:hint="eastAsia"/>
-        </w:rPr>
-        <w:t>求和。</w:t>
+        <w:t>可以只对数值列进行求和。</w:t>
       </w:r>
     </w:p>
     <w:p/>
@@ -1093,14 +992,12 @@
         </w:rPr>
         <w:t>方法用于计算</w:t>
       </w:r>
-      <w:proofErr w:type="spellStart"/>
       <w:r>
         <w:rPr>
           <w:rFonts w:hint="eastAsia"/>
         </w:rPr>
         <w:t>DataFrame</w:t>
       </w:r>
-      <w:proofErr w:type="spellEnd"/>
       <w:r>
         <w:rPr>
           <w:rFonts w:hint="eastAsia"/>
@@ -1128,45 +1025,35 @@
           <w:numId w:val="1"/>
         </w:numPr>
       </w:pPr>
-      <w:proofErr w:type="spellStart"/>
-      <w:r>
-        <w:rPr>
-          <w:rFonts w:hint="eastAsia"/>
-        </w:rPr>
-        <w:t>cummax</w:t>
-      </w:r>
-      <w:proofErr w:type="spellEnd"/>
-      <w:r>
-        <w:rPr>
-          <w:rFonts w:hint="eastAsia"/>
-        </w:rPr>
-        <w:t>()</w:t>
-      </w:r>
-      <w:r>
-        <w:rPr>
-          <w:rFonts w:hint="eastAsia"/>
-        </w:rPr>
-        <w:t>方法</w:t>
-      </w:r>
-      <w:proofErr w:type="gramStart"/>
-      <w:r>
-        <w:rPr>
-          <w:rFonts w:hint="eastAsia"/>
-        </w:rPr>
-        <w:t>按列计算</w:t>
-      </w:r>
-      <w:proofErr w:type="gramEnd"/>
-      <w:r>
-        <w:rPr>
-          <w:rFonts w:hint="eastAsia"/>
-        </w:rPr>
-        <w:t>时，每一列的值是</w:t>
-      </w:r>
-      <w:r>
-        <w:rPr>
-          <w:rFonts w:hint="eastAsia"/>
-        </w:rPr>
-        <w:t>__________</w:t>
+      <w:r>
+        <w:rPr>
+          <w:rFonts w:hint="eastAsia"/>
+        </w:rPr>
+        <w:t>cummax()</w:t>
+      </w:r>
+      <w:r>
+        <w:rPr>
+          <w:rFonts w:hint="eastAsia"/>
+        </w:rPr>
+        <w:t>方法按列计算时，每一列的值是</w:t>
+      </w:r>
+      <w:r>
+        <w:rPr>
+          <w:rFonts w:hint="eastAsia"/>
+        </w:rPr>
+        <w:t>______</w:t>
+      </w:r>
+      <w:r>
+        <w:rPr>
+          <w:rFonts w:hint="eastAsia"/>
+        </w:rPr>
+        <w:t>累积</w:t>
+      </w:r>
+      <w:r>
+        <w:rPr>
+          <w:rFonts w:hint="eastAsia"/>
+        </w:rPr>
+        <w:t>____</w:t>
       </w:r>
       <w:r>
         <w:rPr>
@@ -1189,19 +1076,11 @@
         </w:rPr>
         <w:t>使用</w:t>
       </w:r>
-      <w:proofErr w:type="spellStart"/>
-      <w:r>
-        <w:rPr>
-          <w:rFonts w:hint="eastAsia"/>
-        </w:rPr>
-        <w:t>to_csv</w:t>
-      </w:r>
-      <w:proofErr w:type="spellEnd"/>
-      <w:r>
-        <w:rPr>
-          <w:rFonts w:hint="eastAsia"/>
-        </w:rPr>
-        <w:t>()</w:t>
+      <w:r>
+        <w:rPr>
+          <w:rFonts w:hint="eastAsia"/>
+        </w:rPr>
+        <w:t>to_csv()</w:t>
       </w:r>
       <w:r>
         <w:rPr>
@@ -1213,7 +1092,19 @@
         <w:rPr>
           <w:rFonts w:hint="eastAsia"/>
         </w:rPr>
-        <w:t>__________</w:t>
+        <w:t>____</w:t>
+      </w:r>
+      <w:r>
+        <w:rPr>
+          <w:rFonts w:hint="eastAsia"/>
+        </w:rPr>
+        <w:t>sep</w:t>
+      </w:r>
+      <w:r>
+        <w:rPr>
+          <w:rFonts w:hint="eastAsia"/>
+        </w:rPr>
+        <w:t>______</w:t>
       </w:r>
       <w:r>
         <w:rPr>
@@ -1236,19 +1127,11 @@
         </w:rPr>
         <w:t>在</w:t>
       </w:r>
-      <w:proofErr w:type="spellStart"/>
-      <w:r>
-        <w:rPr>
-          <w:rFonts w:hint="eastAsia"/>
-        </w:rPr>
-        <w:t>to_excel</w:t>
-      </w:r>
-      <w:proofErr w:type="spellEnd"/>
-      <w:r>
-        <w:rPr>
-          <w:rFonts w:hint="eastAsia"/>
-        </w:rPr>
-        <w:t>()</w:t>
+      <w:r>
+        <w:rPr>
+          <w:rFonts w:hint="eastAsia"/>
+        </w:rPr>
+        <w:t>to_excel()</w:t>
       </w:r>
       <w:r>
         <w:rPr>
@@ -1260,7 +1143,19 @@
         <w:rPr>
           <w:rFonts w:hint="eastAsia"/>
         </w:rPr>
-        <w:t>__________</w:t>
+        <w:t>______</w:t>
+      </w:r>
+      <w:r>
+        <w:rPr>
+          <w:rFonts w:hint="eastAsia"/>
+        </w:rPr>
+        <w:t>sheet_name</w:t>
+      </w:r>
+      <w:r>
+        <w:rPr>
+          <w:rFonts w:hint="eastAsia"/>
+        </w:rPr>
+        <w:t>____</w:t>
       </w:r>
       <w:r>
         <w:rPr>
@@ -1277,19 +1172,11 @@
           <w:numId w:val="1"/>
         </w:numPr>
       </w:pPr>
-      <w:proofErr w:type="spellStart"/>
-      <w:r>
-        <w:rPr>
-          <w:rFonts w:hint="eastAsia"/>
-        </w:rPr>
-        <w:t>read_csv</w:t>
-      </w:r>
-      <w:proofErr w:type="spellEnd"/>
-      <w:r>
-        <w:rPr>
-          <w:rFonts w:hint="eastAsia"/>
-        </w:rPr>
-        <w:t>()</w:t>
+      <w:r>
+        <w:rPr>
+          <w:rFonts w:hint="eastAsia"/>
+        </w:rPr>
+        <w:t>read_csv()</w:t>
       </w:r>
       <w:r>
         <w:rPr>
@@ -1301,7 +1188,19 @@
         <w:rPr>
           <w:rFonts w:hint="eastAsia"/>
         </w:rPr>
-        <w:t>__________</w:t>
+        <w:t>____</w:t>
+      </w:r>
+      <w:r>
+        <w:rPr>
+          <w:rFonts w:hint="eastAsia"/>
+        </w:rPr>
+        <w:t>parse_dates</w:t>
+      </w:r>
+      <w:r>
+        <w:rPr>
+          <w:rFonts w:hint="eastAsia"/>
+        </w:rPr>
+        <w:t>______</w:t>
       </w:r>
       <w:r>
         <w:rPr>
@@ -1324,19 +1223,11 @@
         </w:rPr>
         <w:t>使用</w:t>
       </w:r>
-      <w:proofErr w:type="spellStart"/>
-      <w:r>
-        <w:rPr>
-          <w:rFonts w:hint="eastAsia"/>
-        </w:rPr>
-        <w:t>read_excel</w:t>
-      </w:r>
-      <w:proofErr w:type="spellEnd"/>
-      <w:r>
-        <w:rPr>
-          <w:rFonts w:hint="eastAsia"/>
-        </w:rPr>
-        <w:t>()</w:t>
+      <w:r>
+        <w:rPr>
+          <w:rFonts w:hint="eastAsia"/>
+        </w:rPr>
+        <w:t>read_excel()</w:t>
       </w:r>
       <w:r>
         <w:rPr>
@@ -1360,7 +1251,19 @@
         <w:rPr>
           <w:rFonts w:hint="eastAsia"/>
         </w:rPr>
-        <w:t>__________</w:t>
+        <w:t>__</w:t>
+      </w:r>
+      <w:r>
+        <w:rPr>
+          <w:rFonts w:hint="eastAsia"/>
+        </w:rPr>
+        <w:t>index_col</w:t>
+      </w:r>
+      <w:r>
+        <w:rPr>
+          <w:rFonts w:hint="eastAsia"/>
+        </w:rPr>
+        <w:t>________</w:t>
       </w:r>
       <w:r>
         <w:rPr>
@@ -1424,6 +1327,212 @@
         <w:t>种）及其参数含义。</w:t>
       </w:r>
     </w:p>
+    <w:p>
+      <w:pPr>
+        <w:pStyle w:val="a5"/>
+        <w:numPr>
+          <w:ilvl w:val="0"/>
+          <w:numId w:val="2"/>
+        </w:numPr>
+        <w:ind w:firstLineChars="0"/>
+      </w:pPr>
+      <w:r>
+        <w:rPr>
+          <w:rFonts w:hint="eastAsia"/>
+        </w:rPr>
+        <w:t>m</w:t>
+      </w:r>
+      <w:r>
+        <w:rPr>
+          <w:rFonts w:hint="eastAsia"/>
+        </w:rPr>
+        <w:t>ean</w:t>
+      </w:r>
+      <w:r>
+        <w:rPr>
+          <w:rFonts w:hint="eastAsia"/>
+        </w:rPr>
+        <w:t xml:space="preserve"> </w:t>
+      </w:r>
+      <w:r>
+        <w:rPr>
+          <w:rFonts w:hint="eastAsia"/>
+        </w:rPr>
+        <w:t>=&gt;</w:t>
+      </w:r>
+    </w:p>
+    <w:p>
+      <w:pPr>
+        <w:ind w:left="420"/>
+      </w:pPr>
+      <w:r>
+        <w:rPr>
+          <w:rFonts w:ascii="宋体" w:eastAsia="宋体" w:hAnsi="宋体" w:cs="宋体"/>
+          <w:kern w:val="0"/>
+          <w:szCs w:val="21"/>
+        </w:rPr>
+        <w:t xml:space="preserve"> </w:t>
+      </w:r>
+      <w:r>
+        <w:t xml:space="preserve">axis : {0 </w:t>
+      </w:r>
+      <w:r>
+        <w:t>或</w:t>
+      </w:r>
+      <w:r>
+        <w:t xml:space="preserve"> ‘index’, 1 </w:t>
+      </w:r>
+      <w:r>
+        <w:t>或</w:t>
+      </w:r>
+      <w:r>
+        <w:t xml:space="preserve"> ‘columns’, None}, </w:t>
+      </w:r>
+      <w:r>
+        <w:t>默认为</w:t>
+      </w:r>
+      <w:r>
+        <w:t xml:space="preserve"> 0</w:t>
+      </w:r>
+      <w:r>
+        <w:t>。这个参数决定了计算平均值是在哪个轴上进行：</w:t>
+      </w:r>
+    </w:p>
+    <w:p>
+      <w:pPr>
+        <w:ind w:firstLine="420"/>
+      </w:pPr>
+      <w:r>
+        <w:t>如果</w:t>
+      </w:r>
+      <w:r>
+        <w:t xml:space="preserve"> axis=0 </w:t>
+      </w:r>
+      <w:r>
+        <w:t>或</w:t>
+      </w:r>
+      <w:r>
+        <w:t xml:space="preserve"> axis='index' </w:t>
+      </w:r>
+      <w:r>
+        <w:t>，则对每列进行计算，返回一个</w:t>
+      </w:r>
+      <w:r>
+        <w:t xml:space="preserve"> Series</w:t>
+      </w:r>
+      <w:r>
+        <w:t>，其索引为列名，值为每列的平均值。</w:t>
+      </w:r>
+    </w:p>
+    <w:p>
+      <w:pPr>
+        <w:ind w:firstLine="420"/>
+      </w:pPr>
+      <w:r>
+        <w:t>如果</w:t>
+      </w:r>
+      <w:r>
+        <w:t xml:space="preserve"> axis=1 </w:t>
+      </w:r>
+      <w:r>
+        <w:t>或</w:t>
+      </w:r>
+      <w:r>
+        <w:t xml:space="preserve"> axis='columns' </w:t>
+      </w:r>
+      <w:r>
+        <w:t>，则对每行进行计算，返回一个</w:t>
+      </w:r>
+      <w:r>
+        <w:t xml:space="preserve"> Series</w:t>
+      </w:r>
+      <w:r>
+        <w:t>，其索引为行索引，值为每行的平均值</w:t>
+      </w:r>
+    </w:p>
+    <w:p>
+      <w:pPr>
+        <w:ind w:firstLine="420"/>
+      </w:pPr>
+      <w:r>
+        <w:t xml:space="preserve">skipna : </w:t>
+      </w:r>
+      <w:r>
+        <w:t>布尔值，默认为</w:t>
+      </w:r>
+      <w:r>
+        <w:t xml:space="preserve"> True</w:t>
+      </w:r>
+      <w:r>
+        <w:t>。如果为</w:t>
+      </w:r>
+      <w:r>
+        <w:t xml:space="preserve"> True</w:t>
+      </w:r>
+      <w:r>
+        <w:t>，则在计算平均值时会忽略</w:t>
+      </w:r>
+      <w:r>
+        <w:t xml:space="preserve"> NaN</w:t>
+      </w:r>
+      <w:r>
+        <w:t>值</w:t>
+      </w:r>
+    </w:p>
+    <w:p>
+      <w:pPr>
+        <w:ind w:firstLine="420"/>
+      </w:pPr>
+      <w:r>
+        <w:t xml:space="preserve">numeric_only : </w:t>
+      </w:r>
+      <w:r>
+        <w:t>布尔值，默认为</w:t>
+      </w:r>
+      <w:r>
+        <w:t xml:space="preserve"> False</w:t>
+      </w:r>
+      <w:r>
+        <w:t>。如果为</w:t>
+      </w:r>
+      <w:r>
+        <w:t xml:space="preserve"> True</w:t>
+      </w:r>
+      <w:r>
+        <w:t>，则只对数值列进行计算，忽略非数值列</w:t>
+      </w:r>
+    </w:p>
+    <w:p>
+      <w:pPr>
+        <w:ind w:firstLine="420"/>
+      </w:pPr>
+      <w:r>
+        <w:t xml:space="preserve">**kwargs : </w:t>
+      </w:r>
+      <w:r>
+        <w:t>其他关键字参数。这些参数通常用于兼容性或特殊用途，通常不需要。</w:t>
+      </w:r>
+    </w:p>
+    <w:p>
+      <w:pPr>
+        <w:ind w:firstLine="420"/>
+        <w:rPr>
+          <w:rFonts w:hint="eastAsia"/>
+        </w:rPr>
+      </w:pPr>
+      <w:r>
+        <w:rPr>
+          <w:rFonts w:hint="eastAsia"/>
+        </w:rPr>
+        <w:t>2.</w:t>
+      </w:r>
+      <w:r>
+        <w:rPr>
+          <w:rFonts w:hint="eastAsia"/>
+        </w:rPr>
+        <w:t>地方写不下</w:t>
+      </w:r>
+    </w:p>
     <w:p/>
     <w:p>
       <w:pPr>
@@ -1431,6 +1540,9 @@
           <w:ilvl w:val="0"/>
           <w:numId w:val="1"/>
         </w:numPr>
+        <w:rPr>
+          <w:rFonts w:hint="eastAsia"/>
+        </w:rPr>
       </w:pPr>
       <w:r>
         <w:rPr>
@@ -1450,14 +1562,12 @@
         </w:rPr>
         <w:t>中的累积计算方法（</w:t>
       </w:r>
-      <w:proofErr w:type="spellStart"/>
       <w:r>
         <w:rPr>
           <w:rFonts w:hint="eastAsia"/>
         </w:rPr>
         <w:t>cummax</w:t>
       </w:r>
-      <w:proofErr w:type="spellEnd"/>
       <w:r>
         <w:rPr>
           <w:rFonts w:hint="eastAsia"/>
@@ -1476,28 +1586,24 @@
         </w:rPr>
         <w:t>、</w:t>
       </w:r>
-      <w:proofErr w:type="spellStart"/>
       <w:r>
         <w:rPr>
           <w:rFonts w:hint="eastAsia"/>
         </w:rPr>
         <w:t>cumsum</w:t>
       </w:r>
-      <w:proofErr w:type="spellEnd"/>
       <w:r>
         <w:rPr>
           <w:rFonts w:hint="eastAsia"/>
         </w:rPr>
         <w:t>、</w:t>
       </w:r>
-      <w:proofErr w:type="spellStart"/>
       <w:r>
         <w:rPr>
           <w:rFonts w:hint="eastAsia"/>
         </w:rPr>
         <w:t>cumprod</w:t>
       </w:r>
-      <w:proofErr w:type="spellEnd"/>
       <w:r>
         <w:rPr>
           <w:rFonts w:hint="eastAsia"/>
@@ -1552,6 +1658,138 @@
         </w:rPr>
         <w:t>）的区别。</w:t>
       </w:r>
+    </w:p>
+    <w:p>
+      <w:pPr>
+        <w:ind w:left="425"/>
+      </w:pPr>
+      <w:r>
+        <w:rPr>
+          <w:rFonts w:hint="eastAsia"/>
+        </w:rPr>
+        <w:t>累积计算是计算从开始到现在的数据，而普通统计是全部计算，他们的适用范围不同</w:t>
+      </w:r>
+    </w:p>
+    <w:p>
+      <w:pPr>
+        <w:ind w:left="720"/>
+      </w:pPr>
+      <w:r>
+        <w:rPr>
+          <w:rFonts w:hint="eastAsia"/>
+          <w:b/>
+          <w:bCs/>
+        </w:rPr>
+        <w:t>1</w:t>
+      </w:r>
+      <w:r>
+        <w:rPr>
+          <w:b/>
+          <w:bCs/>
+        </w:rPr>
+        <w:t>普通统计方法</w:t>
+      </w:r>
+      <w:r>
+        <w:t>：</w:t>
+      </w:r>
+    </w:p>
+    <w:p>
+      <w:pPr>
+        <w:ind w:left="1440"/>
+      </w:pPr>
+      <w:r>
+        <w:t>数据整体描述（报告中的总和、平均值等）。</w:t>
+      </w:r>
+    </w:p>
+    <w:p>
+      <w:pPr>
+        <w:ind w:left="1440"/>
+      </w:pPr>
+      <w:r>
+        <w:t>快速了解数据分布（最大值、最小值）。</w:t>
+      </w:r>
+    </w:p>
+    <w:p>
+      <w:pPr>
+        <w:ind w:left="1440"/>
+      </w:pPr>
+      <w:r>
+        <w:t>分组聚合（</w:t>
+      </w:r>
+      <w:r>
+        <w:t>groupby </w:t>
+      </w:r>
+      <w:r>
+        <w:t>后使用）。</w:t>
+      </w:r>
+    </w:p>
+    <w:p>
+      <w:pPr>
+        <w:ind w:left="720"/>
+      </w:pPr>
+      <w:r>
+        <w:rPr>
+          <w:rFonts w:hint="eastAsia"/>
+          <w:b/>
+          <w:bCs/>
+        </w:rPr>
+        <w:t>2</w:t>
+      </w:r>
+      <w:r>
+        <w:rPr>
+          <w:b/>
+          <w:bCs/>
+        </w:rPr>
+        <w:t>累积计算方法</w:t>
+      </w:r>
+      <w:r>
+        <w:t>：</w:t>
+      </w:r>
+    </w:p>
+    <w:p>
+      <w:pPr>
+        <w:ind w:left="1440"/>
+      </w:pPr>
+      <w:r>
+        <w:t>时间序列分析（如每日累计销售额、累计用户数）。</w:t>
+      </w:r>
+    </w:p>
+    <w:p>
+      <w:pPr>
+        <w:ind w:left="1440"/>
+      </w:pPr>
+      <w:r>
+        <w:lastRenderedPageBreak/>
+        <w:t>记录历史极值（如股票的历史最高价）。</w:t>
+      </w:r>
+    </w:p>
+    <w:p>
+      <w:pPr>
+        <w:ind w:left="1440"/>
+      </w:pPr>
+      <w:r>
+        <w:t>特征工程（构造</w:t>
+      </w:r>
+      <w:r>
+        <w:t>“</w:t>
+      </w:r>
+      <w:r>
+        <w:t>到当前为止的总和</w:t>
+      </w:r>
+      <w:r>
+        <w:t>”</w:t>
+      </w:r>
+      <w:r>
+        <w:t>等特征）。</w:t>
+      </w:r>
+    </w:p>
+    <w:p>
+      <w:pPr>
+        <w:ind w:left="425"/>
+        <w:rPr>
+          <w:rFonts w:hint="eastAsia"/>
+        </w:rPr>
+      </w:pPr>
     </w:p>
     <w:p/>
     <w:p>
@@ -1757,110 +1995,157 @@
       </w:r>
     </w:p>
     <w:p>
-      <w:r>
-        <w:rPr>
-          <w:rFonts w:hint="eastAsia"/>
-        </w:rPr>
-        <w:t xml:space="preserve">a. </w:t>
-      </w:r>
+      <w:pPr>
+        <w:pStyle w:val="a5"/>
+        <w:numPr>
+          <w:ilvl w:val="0"/>
+          <w:numId w:val="4"/>
+        </w:numPr>
+        <w:ind w:firstLineChars="0"/>
+      </w:pPr>
       <w:r>
         <w:rPr>
           <w:rFonts w:hint="eastAsia"/>
         </w:rPr>
         <w:t>使用</w:t>
       </w:r>
-      <w:proofErr w:type="spellStart"/>
-      <w:r>
-        <w:rPr>
-          <w:rFonts w:hint="eastAsia"/>
-        </w:rPr>
-        <w:t>read_</w:t>
-      </w:r>
-      <w:proofErr w:type="gramStart"/>
-      <w:r>
-        <w:rPr>
-          <w:rFonts w:hint="eastAsia"/>
-        </w:rPr>
-        <w:t>csv</w:t>
-      </w:r>
-      <w:proofErr w:type="spellEnd"/>
-      <w:r>
-        <w:rPr>
-          <w:rFonts w:hint="eastAsia"/>
-        </w:rPr>
-        <w:t>(</w:t>
-      </w:r>
-      <w:proofErr w:type="gramEnd"/>
+      <w:r>
+        <w:rPr>
+          <w:rFonts w:hint="eastAsia"/>
+        </w:rPr>
+        <w:t>read_csv()</w:t>
+      </w:r>
+      <w:r>
+        <w:rPr>
+          <w:rFonts w:hint="eastAsia"/>
+        </w:rPr>
+        <w:t>读取该文件，要求只读取前</w:t>
+      </w:r>
+      <w:r>
+        <w:rPr>
+          <w:rFonts w:hint="eastAsia"/>
+        </w:rPr>
+        <w:t>6</w:t>
+      </w:r>
+      <w:r>
+        <w:rPr>
+          <w:rFonts w:hint="eastAsia"/>
+        </w:rPr>
+        <w:t>行，并将</w:t>
+      </w:r>
+      <w:r>
+        <w:rPr>
+          <w:rFonts w:hint="eastAsia"/>
+        </w:rPr>
+        <w:t>"</w:t>
+      </w:r>
+      <w:r>
+        <w:rPr>
+          <w:rFonts w:hint="eastAsia"/>
+        </w:rPr>
+        <w:t>日期</w:t>
+      </w:r>
+      <w:r>
+        <w:rPr>
+          <w:rFonts w:hint="eastAsia"/>
+        </w:rPr>
+        <w:t>"</w:t>
+      </w:r>
+      <w:r>
+        <w:rPr>
+          <w:rFonts w:hint="eastAsia"/>
+        </w:rPr>
+        <w:t>的数据转为日期类型。</w:t>
+      </w:r>
+    </w:p>
+    <w:p>
+      <w:pPr>
+        <w:rPr>
+          <w:rFonts w:hint="eastAsia"/>
+        </w:rPr>
+      </w:pPr>
+      <w:r>
+        <w:t>S</w:t>
+      </w:r>
+      <w:r>
+        <w:rPr>
+          <w:rFonts w:hint="eastAsia"/>
+        </w:rPr>
+        <w:t>ales = df.</w:t>
+      </w:r>
+      <w:r>
+        <w:t>R</w:t>
+      </w:r>
+      <w:r>
+        <w:rPr>
+          <w:rFonts w:hint="eastAsia"/>
+        </w:rPr>
+        <w:t>ead(</w:t>
+      </w:r>
+      <w:r>
+        <w:rPr>
+          <w:rFonts w:hint="eastAsia"/>
+        </w:rPr>
+        <w:t>'sales.csv'</w:t>
+      </w:r>
+      <w:r>
+        <w:rPr>
+          <w:rFonts w:hint="eastAsia"/>
+        </w:rPr>
+        <w:t>,nrows=6,parse_Dates=</w:t>
+      </w:r>
+      <w:r>
+        <w:t>[</w:t>
+      </w:r>
+      <w:r>
+        <w:rPr>
+          <w:rFonts w:hint="eastAsia"/>
+        </w:rPr>
+        <w:t>"</w:t>
+      </w:r>
+      <w:r>
+        <w:rPr>
+          <w:rFonts w:hint="eastAsia"/>
+        </w:rPr>
+        <w:t>日期</w:t>
+      </w:r>
+      <w:r>
+        <w:rPr>
+          <w:rFonts w:hint="eastAsia"/>
+        </w:rPr>
+        <w:t>"</w:t>
+      </w:r>
+      <w:r>
+        <w:t>]</w:t>
+      </w:r>
       <w:r>
         <w:rPr>
           <w:rFonts w:hint="eastAsia"/>
         </w:rPr>
         <w:t>)</w:t>
       </w:r>
-      <w:r>
-        <w:rPr>
-          <w:rFonts w:hint="eastAsia"/>
-        </w:rPr>
-        <w:t>读取该文件，要求只读取前</w:t>
-      </w:r>
-      <w:r>
-        <w:rPr>
-          <w:rFonts w:hint="eastAsia"/>
-        </w:rPr>
-        <w:t>6</w:t>
-      </w:r>
-      <w:r>
-        <w:rPr>
-          <w:rFonts w:hint="eastAsia"/>
-        </w:rPr>
-        <w:t>行，并将</w:t>
-      </w:r>
-      <w:r>
-        <w:rPr>
-          <w:rFonts w:hint="eastAsia"/>
-        </w:rPr>
-        <w:t>"</w:t>
-      </w:r>
-      <w:r>
-        <w:rPr>
-          <w:rFonts w:hint="eastAsia"/>
-        </w:rPr>
-        <w:t>日期</w:t>
-      </w:r>
-      <w:r>
-        <w:rPr>
-          <w:rFonts w:hint="eastAsia"/>
-        </w:rPr>
-        <w:t>"</w:t>
-      </w:r>
-      <w:r>
-        <w:rPr>
-          <w:rFonts w:hint="eastAsia"/>
-        </w:rPr>
-        <w:t>的数据转为日期类型。</w:t>
-      </w:r>
-    </w:p>
-    <w:p>
-      <w:r>
-        <w:rPr>
-          <w:rFonts w:hint="eastAsia"/>
-        </w:rPr>
-        <w:t xml:space="preserve">b. </w:t>
-      </w:r>
+    </w:p>
+    <w:p>
+      <w:pPr>
+        <w:pStyle w:val="a5"/>
+        <w:numPr>
+          <w:ilvl w:val="0"/>
+          <w:numId w:val="4"/>
+        </w:numPr>
+        <w:ind w:firstLineChars="0"/>
+      </w:pPr>
       <w:r>
         <w:rPr>
           <w:rFonts w:hint="eastAsia"/>
         </w:rPr>
         <w:t>计算每列的非</w:t>
       </w:r>
-      <w:proofErr w:type="spellStart"/>
       <w:r>
         <w:rPr>
           <w:rFonts w:hint="eastAsia"/>
         </w:rPr>
         <w:t>NaN</w:t>
       </w:r>
-      <w:proofErr w:type="spellEnd"/>
       <w:r>
         <w:rPr>
           <w:rFonts w:hint="eastAsia"/>
@@ -1870,6 +2155,77 @@
     </w:p>
     <w:p>
       <w:r>
+        <w:t>N</w:t>
+      </w:r>
+      <w:r>
+        <w:rPr>
+          <w:rFonts w:hint="eastAsia"/>
+        </w:rPr>
+        <w:t>1  = sales.count(axis=0)</w:t>
+      </w:r>
+    </w:p>
+    <w:p>
+      <w:r>
+        <w:t>N</w:t>
+      </w:r>
+      <w:r>
+        <w:rPr>
+          <w:rFonts w:hint="eastAsia"/>
+        </w:rPr>
+        <w:t>2 = sales.sum()</w:t>
+      </w:r>
+    </w:p>
+    <w:p>
+      <w:r>
+        <w:t>N</w:t>
+      </w:r>
+      <w:r>
+        <w:rPr>
+          <w:rFonts w:hint="eastAsia"/>
+        </w:rPr>
+        <w:t>3 = sales.mean()</w:t>
+      </w:r>
+    </w:p>
+    <w:p>
+      <w:r>
+        <w:t>N</w:t>
+      </w:r>
+      <w:r>
+        <w:rPr>
+          <w:rFonts w:hint="eastAsia"/>
+        </w:rPr>
+        <w:t>4 = sales.median()</w:t>
+      </w:r>
+    </w:p>
+    <w:p>
+      <w:r>
+        <w:t>N</w:t>
+      </w:r>
+      <w:r>
+        <w:rPr>
+          <w:rFonts w:hint="eastAsia"/>
+        </w:rPr>
+        <w:t>5 = sales.min()</w:t>
+      </w:r>
+    </w:p>
+    <w:p>
+      <w:pPr>
+        <w:rPr>
+          <w:rFonts w:hint="eastAsia"/>
+        </w:rPr>
+      </w:pPr>
+      <w:r>
+        <w:t>N</w:t>
+      </w:r>
+      <w:r>
+        <w:rPr>
+          <w:rFonts w:hint="eastAsia"/>
+        </w:rPr>
+        <w:t>6 = sales.max()</w:t>
+      </w:r>
+    </w:p>
+    <w:p>
+      <w:r>
         <w:rPr>
           <w:rFonts w:hint="eastAsia"/>
         </w:rPr>
@@ -1954,8 +2310,193 @@
         <w:t>。</w:t>
       </w:r>
     </w:p>
-    <w:p/>
-    <w:p/>
+    <w:p>
+      <w:r>
+        <w:t>D</w:t>
+      </w:r>
+      <w:r>
+        <w:rPr>
+          <w:rFonts w:hint="eastAsia"/>
+        </w:rPr>
+        <w:t>ata = {n1:</w:t>
+      </w:r>
+      <w:r>
+        <w:t>”</w:t>
+      </w:r>
+      <w:r>
+        <w:rPr>
+          <w:rFonts w:hint="eastAsia"/>
+        </w:rPr>
+        <w:t xml:space="preserve"> </w:t>
+      </w:r>
+      <w:r>
+        <w:rPr>
+          <w:rFonts w:hint="eastAsia"/>
+        </w:rPr>
+        <w:t>数量</w:t>
+      </w:r>
+      <w:r>
+        <w:t>”</w:t>
+      </w:r>
+      <w:r>
+        <w:rPr>
+          <w:rFonts w:hint="eastAsia"/>
+        </w:rPr>
+        <w:t>,n2:</w:t>
+      </w:r>
+      <w:r>
+        <w:t>”</w:t>
+      </w:r>
+      <w:r>
+        <w:rPr>
+          <w:rFonts w:hint="eastAsia"/>
+        </w:rPr>
+        <w:t>总和</w:t>
+      </w:r>
+      <w:r>
+        <w:t>”</w:t>
+      </w:r>
+      <w:r>
+        <w:rPr>
+          <w:rFonts w:hint="eastAsia"/>
+        </w:rPr>
+        <w:t>,n3:</w:t>
+      </w:r>
+      <w:r>
+        <w:t>”</w:t>
+      </w:r>
+      <w:r>
+        <w:rPr>
+          <w:rFonts w:hint="eastAsia"/>
+        </w:rPr>
+        <w:t>平均</w:t>
+      </w:r>
+      <w:r>
+        <w:t>”</w:t>
+      </w:r>
+      <w:r>
+        <w:rPr>
+          <w:rFonts w:hint="eastAsia"/>
+        </w:rPr>
+        <w:t>}</w:t>
+      </w:r>
+    </w:p>
+    <w:p>
+      <w:pPr>
+        <w:rPr>
+          <w:rFonts w:hint="eastAsia"/>
+        </w:rPr>
+      </w:pPr>
+      <w:r>
+        <w:t>D</w:t>
+      </w:r>
+      <w:r>
+        <w:rPr>
+          <w:rFonts w:hint="eastAsia"/>
+        </w:rPr>
+        <w:t>f = pd.DataFrame(data)</w:t>
+      </w:r>
+    </w:p>
+    <w:p>
+      <w:r>
+        <w:rPr>
+          <w:rFonts w:hint="eastAsia"/>
+        </w:rPr>
+        <w:t>sales.</w:t>
+      </w:r>
+      <w:r>
+        <w:t>T</w:t>
+      </w:r>
+      <w:r>
+        <w:rPr>
+          <w:rFonts w:hint="eastAsia"/>
+        </w:rPr>
+        <w:t>o_excel(</w:t>
+      </w:r>
+      <w:r>
+        <w:rPr>
+          <w:rFonts w:hint="eastAsia"/>
+        </w:rPr>
+        <w:t>'sales_analysis.xlsx'</w:t>
+      </w:r>
+      <w:r>
+        <w:rPr>
+          <w:rFonts w:hint="eastAsia"/>
+        </w:rPr>
+        <w:t>,sheel_name=</w:t>
+      </w:r>
+      <w:r>
+        <w:t>”</w:t>
+      </w:r>
+      <w:r>
+        <w:rPr>
+          <w:rFonts w:hint="eastAsia"/>
+        </w:rPr>
+        <w:t>原始数据</w:t>
+      </w:r>
+      <w:r>
+        <w:t>”</w:t>
+      </w:r>
+      <w:r>
+        <w:rPr>
+          <w:rFonts w:hint="eastAsia"/>
+        </w:rPr>
+        <w:t>)</w:t>
+      </w:r>
+    </w:p>
+    <w:p>
+      <w:pPr>
+        <w:rPr>
+          <w:rFonts w:hint="eastAsia"/>
+        </w:rPr>
+      </w:pPr>
+      <w:r>
+        <w:rPr>
+          <w:rFonts w:hint="eastAsia"/>
+        </w:rPr>
+        <w:t>df</w:t>
+      </w:r>
+      <w:r>
+        <w:rPr>
+          <w:rFonts w:hint="eastAsia"/>
+        </w:rPr>
+        <w:t>.</w:t>
+      </w:r>
+      <w:r>
+        <w:t>T</w:t>
+      </w:r>
+      <w:r>
+        <w:rPr>
+          <w:rFonts w:hint="eastAsia"/>
+        </w:rPr>
+        <w:t>o_excel('sales_analysis.xlsx',sheel_name=</w:t>
+      </w:r>
+      <w:r>
+        <w:t>”</w:t>
+      </w:r>
+      <w:r>
+        <w:rPr>
+          <w:rFonts w:hint="eastAsia"/>
+        </w:rPr>
+        <w:t>分析结果</w:t>
+      </w:r>
+      <w:r>
+        <w:t>”</w:t>
+      </w:r>
+      <w:r>
+        <w:rPr>
+          <w:rFonts w:hint="eastAsia"/>
+        </w:rPr>
+        <w:t>)</w:t>
+      </w:r>
+    </w:p>
+    <w:p>
+      <w:pPr>
+        <w:rPr>
+          <w:rFonts w:hint="eastAsia"/>
+        </w:rPr>
+      </w:pPr>
+    </w:p>
     <w:sectPr>
       <w:pgSz w:w="11906" w:h="16838"/>
       <w:pgMar w:top="1440" w:right="1800" w:bottom="1440" w:left="1800" w:header="851" w:footer="992" w:gutter="0"/>
@@ -1985,8 +2526,344 @@
       </w:rPr>
     </w:lvl>
   </w:abstractNum>
+  <w:abstractNum w:abstractNumId="1" w15:restartNumberingAfterBreak="0">
+    <w:nsid w:val="231E6CAB"/>
+    <w:multiLevelType w:val="hybridMultilevel"/>
+    <w:tmpl w:val="FB163DC0"/>
+    <w:lvl w:ilvl="0" w:tplc="16260542">
+      <w:start w:val="1"/>
+      <w:numFmt w:val="lowerLetter"/>
+      <w:lvlText w:val="%1."/>
+      <w:lvlJc w:val="left"/>
+      <w:pPr>
+        <w:ind w:left="360" w:hanging="360"/>
+      </w:pPr>
+      <w:rPr>
+        <w:rFonts w:hint="default"/>
+      </w:rPr>
+    </w:lvl>
+    <w:lvl w:ilvl="1" w:tplc="04090019" w:tentative="1">
+      <w:start w:val="1"/>
+      <w:numFmt w:val="lowerLetter"/>
+      <w:lvlText w:val="%2)"/>
+      <w:lvlJc w:val="left"/>
+      <w:pPr>
+        <w:ind w:left="880" w:hanging="440"/>
+      </w:pPr>
+    </w:lvl>
+    <w:lvl w:ilvl="2" w:tplc="0409001B" w:tentative="1">
+      <w:start w:val="1"/>
+      <w:numFmt w:val="lowerRoman"/>
+      <w:lvlText w:val="%3."/>
+      <w:lvlJc w:val="right"/>
+      <w:pPr>
+        <w:ind w:left="1320" w:hanging="440"/>
+      </w:pPr>
+    </w:lvl>
+    <w:lvl w:ilvl="3" w:tplc="0409000F" w:tentative="1">
+      <w:start w:val="1"/>
+      <w:numFmt w:val="decimal"/>
+      <w:lvlText w:val="%4."/>
+      <w:lvlJc w:val="left"/>
+      <w:pPr>
+        <w:ind w:left="1760" w:hanging="440"/>
+      </w:pPr>
+    </w:lvl>
+    <w:lvl w:ilvl="4" w:tplc="04090019" w:tentative="1">
+      <w:start w:val="1"/>
+      <w:numFmt w:val="lowerLetter"/>
+      <w:lvlText w:val="%5)"/>
+      <w:lvlJc w:val="left"/>
+      <w:pPr>
+        <w:ind w:left="2200" w:hanging="440"/>
+      </w:pPr>
+    </w:lvl>
+    <w:lvl w:ilvl="5" w:tplc="0409001B" w:tentative="1">
+      <w:start w:val="1"/>
+      <w:numFmt w:val="lowerRoman"/>
+      <w:lvlText w:val="%6."/>
+      <w:lvlJc w:val="right"/>
+      <w:pPr>
+        <w:ind w:left="2640" w:hanging="440"/>
+      </w:pPr>
+    </w:lvl>
+    <w:lvl w:ilvl="6" w:tplc="0409000F" w:tentative="1">
+      <w:start w:val="1"/>
+      <w:numFmt w:val="decimal"/>
+      <w:lvlText w:val="%7."/>
+      <w:lvlJc w:val="left"/>
+      <w:pPr>
+        <w:ind w:left="3080" w:hanging="440"/>
+      </w:pPr>
+    </w:lvl>
+    <w:lvl w:ilvl="7" w:tplc="04090019" w:tentative="1">
+      <w:start w:val="1"/>
+      <w:numFmt w:val="lowerLetter"/>
+      <w:lvlText w:val="%8)"/>
+      <w:lvlJc w:val="left"/>
+      <w:pPr>
+        <w:ind w:left="3520" w:hanging="440"/>
+      </w:pPr>
+    </w:lvl>
+    <w:lvl w:ilvl="8" w:tplc="0409001B" w:tentative="1">
+      <w:start w:val="1"/>
+      <w:numFmt w:val="lowerRoman"/>
+      <w:lvlText w:val="%9."/>
+      <w:lvlJc w:val="right"/>
+      <w:pPr>
+        <w:ind w:left="3960" w:hanging="440"/>
+      </w:pPr>
+    </w:lvl>
+  </w:abstractNum>
+  <w:abstractNum w:abstractNumId="2" w15:restartNumberingAfterBreak="0">
+    <w:nsid w:val="25DB72A7"/>
+    <w:multiLevelType w:val="hybridMultilevel"/>
+    <w:tmpl w:val="19A4315C"/>
+    <w:lvl w:ilvl="0" w:tplc="B4E8D0C2">
+      <w:start w:val="1"/>
+      <w:numFmt w:val="decimal"/>
+      <w:lvlText w:val="%1."/>
+      <w:lvlJc w:val="left"/>
+      <w:pPr>
+        <w:ind w:left="780" w:hanging="360"/>
+      </w:pPr>
+      <w:rPr>
+        <w:rFonts w:hint="default"/>
+      </w:rPr>
+    </w:lvl>
+    <w:lvl w:ilvl="1" w:tplc="04090019" w:tentative="1">
+      <w:start w:val="1"/>
+      <w:numFmt w:val="lowerLetter"/>
+      <w:lvlText w:val="%2)"/>
+      <w:lvlJc w:val="left"/>
+      <w:pPr>
+        <w:ind w:left="1300" w:hanging="440"/>
+      </w:pPr>
+    </w:lvl>
+    <w:lvl w:ilvl="2" w:tplc="0409001B" w:tentative="1">
+      <w:start w:val="1"/>
+      <w:numFmt w:val="lowerRoman"/>
+      <w:lvlText w:val="%3."/>
+      <w:lvlJc w:val="right"/>
+      <w:pPr>
+        <w:ind w:left="1740" w:hanging="440"/>
+      </w:pPr>
+    </w:lvl>
+    <w:lvl w:ilvl="3" w:tplc="0409000F" w:tentative="1">
+      <w:start w:val="1"/>
+      <w:numFmt w:val="decimal"/>
+      <w:lvlText w:val="%4."/>
+      <w:lvlJc w:val="left"/>
+      <w:pPr>
+        <w:ind w:left="2180" w:hanging="440"/>
+      </w:pPr>
+    </w:lvl>
+    <w:lvl w:ilvl="4" w:tplc="04090019" w:tentative="1">
+      <w:start w:val="1"/>
+      <w:numFmt w:val="lowerLetter"/>
+      <w:lvlText w:val="%5)"/>
+      <w:lvlJc w:val="left"/>
+      <w:pPr>
+        <w:ind w:left="2620" w:hanging="440"/>
+      </w:pPr>
+    </w:lvl>
+    <w:lvl w:ilvl="5" w:tplc="0409001B" w:tentative="1">
+      <w:start w:val="1"/>
+      <w:numFmt w:val="lowerRoman"/>
+      <w:lvlText w:val="%6."/>
+      <w:lvlJc w:val="right"/>
+      <w:pPr>
+        <w:ind w:left="3060" w:hanging="440"/>
+      </w:pPr>
+    </w:lvl>
+    <w:lvl w:ilvl="6" w:tplc="0409000F" w:tentative="1">
+      <w:start w:val="1"/>
+      <w:numFmt w:val="decimal"/>
+      <w:lvlText w:val="%7."/>
+      <w:lvlJc w:val="left"/>
+      <w:pPr>
+        <w:ind w:left="3500" w:hanging="440"/>
+      </w:pPr>
+    </w:lvl>
+    <w:lvl w:ilvl="7" w:tplc="04090019" w:tentative="1">
+      <w:start w:val="1"/>
+      <w:numFmt w:val="lowerLetter"/>
+      <w:lvlText w:val="%8)"/>
+      <w:lvlJc w:val="left"/>
+      <w:pPr>
+        <w:ind w:left="3940" w:hanging="440"/>
+      </w:pPr>
+    </w:lvl>
+    <w:lvl w:ilvl="8" w:tplc="0409001B" w:tentative="1">
+      <w:start w:val="1"/>
+      <w:numFmt w:val="lowerRoman"/>
+      <w:lvlText w:val="%9."/>
+      <w:lvlJc w:val="right"/>
+      <w:pPr>
+        <w:ind w:left="4380" w:hanging="440"/>
+      </w:pPr>
+    </w:lvl>
+  </w:abstractNum>
+  <w:abstractNum w:abstractNumId="3" w15:restartNumberingAfterBreak="0">
+    <w:nsid w:val="34751D61"/>
+    <w:multiLevelType w:val="multilevel"/>
+    <w:tmpl w:val="8D7E9A42"/>
+    <w:lvl w:ilvl="0">
+      <w:start w:val="1"/>
+      <w:numFmt w:val="bullet"/>
+      <w:lvlText w:val=""/>
+      <w:lvlJc w:val="left"/>
+      <w:pPr>
+        <w:tabs>
+          <w:tab w:val="num" w:pos="720"/>
+        </w:tabs>
+        <w:ind w:left="720" w:hanging="360"/>
+      </w:pPr>
+      <w:rPr>
+        <w:rFonts w:ascii="Symbol" w:hAnsi="Symbol" w:hint="default"/>
+        <w:sz w:val="20"/>
+      </w:rPr>
+    </w:lvl>
+    <w:lvl w:ilvl="1">
+      <w:start w:val="1"/>
+      <w:numFmt w:val="bullet"/>
+      <w:lvlText w:val="o"/>
+      <w:lvlJc w:val="left"/>
+      <w:pPr>
+        <w:tabs>
+          <w:tab w:val="num" w:pos="1440"/>
+        </w:tabs>
+        <w:ind w:left="1440" w:hanging="360"/>
+      </w:pPr>
+      <w:rPr>
+        <w:rFonts w:ascii="Courier New" w:hAnsi="Courier New" w:hint="default"/>
+        <w:sz w:val="20"/>
+      </w:rPr>
+    </w:lvl>
+    <w:lvl w:ilvl="2" w:tentative="1">
+      <w:start w:val="1"/>
+      <w:numFmt w:val="bullet"/>
+      <w:lvlText w:val=""/>
+      <w:lvlJc w:val="left"/>
+      <w:pPr>
+        <w:tabs>
+          <w:tab w:val="num" w:pos="2160"/>
+        </w:tabs>
+        <w:ind w:left="2160" w:hanging="360"/>
+      </w:pPr>
+      <w:rPr>
+        <w:rFonts w:ascii="Wingdings" w:hAnsi="Wingdings" w:hint="default"/>
+        <w:sz w:val="20"/>
+      </w:rPr>
+    </w:lvl>
+    <w:lvl w:ilvl="3" w:tentative="1">
+      <w:start w:val="1"/>
+      <w:numFmt w:val="bullet"/>
+      <w:lvlText w:val=""/>
+      <w:lvlJc w:val="left"/>
+      <w:pPr>
+        <w:tabs>
+          <w:tab w:val="num" w:pos="2880"/>
+        </w:tabs>
+        <w:ind w:left="2880" w:hanging="360"/>
+      </w:pPr>
+      <w:rPr>
+        <w:rFonts w:ascii="Wingdings" w:hAnsi="Wingdings" w:hint="default"/>
+        <w:sz w:val="20"/>
+      </w:rPr>
+    </w:lvl>
+    <w:lvl w:ilvl="4" w:tentative="1">
+      <w:start w:val="1"/>
+      <w:numFmt w:val="bullet"/>
+      <w:lvlText w:val=""/>
+      <w:lvlJc w:val="left"/>
+      <w:pPr>
+        <w:tabs>
+          <w:tab w:val="num" w:pos="3600"/>
+        </w:tabs>
+        <w:ind w:left="3600" w:hanging="360"/>
+      </w:pPr>
+      <w:rPr>
+        <w:rFonts w:ascii="Wingdings" w:hAnsi="Wingdings" w:hint="default"/>
+        <w:sz w:val="20"/>
+      </w:rPr>
+    </w:lvl>
+    <w:lvl w:ilvl="5" w:tentative="1">
+      <w:start w:val="1"/>
+      <w:numFmt w:val="bullet"/>
+      <w:lvlText w:val=""/>
+      <w:lvlJc w:val="left"/>
+      <w:pPr>
+        <w:tabs>
+          <w:tab w:val="num" w:pos="4320"/>
+        </w:tabs>
+        <w:ind w:left="4320" w:hanging="360"/>
+      </w:pPr>
+      <w:rPr>
+        <w:rFonts w:ascii="Wingdings" w:hAnsi="Wingdings" w:hint="default"/>
+        <w:sz w:val="20"/>
+      </w:rPr>
+    </w:lvl>
+    <w:lvl w:ilvl="6" w:tentative="1">
+      <w:start w:val="1"/>
+      <w:numFmt w:val="bullet"/>
+      <w:lvlText w:val=""/>
+      <w:lvlJc w:val="left"/>
+      <w:pPr>
+        <w:tabs>
+          <w:tab w:val="num" w:pos="5040"/>
+        </w:tabs>
+        <w:ind w:left="5040" w:hanging="360"/>
+      </w:pPr>
+      <w:rPr>
+        <w:rFonts w:ascii="Wingdings" w:hAnsi="Wingdings" w:hint="default"/>
+        <w:sz w:val="20"/>
+      </w:rPr>
+    </w:lvl>
+    <w:lvl w:ilvl="7" w:tentative="1">
+      <w:start w:val="1"/>
+      <w:numFmt w:val="bullet"/>
+      <w:lvlText w:val=""/>
+      <w:lvlJc w:val="left"/>
+      <w:pPr>
+        <w:tabs>
+          <w:tab w:val="num" w:pos="5760"/>
+        </w:tabs>
+        <w:ind w:left="5760" w:hanging="360"/>
+      </w:pPr>
+      <w:rPr>
+        <w:rFonts w:ascii="Wingdings" w:hAnsi="Wingdings" w:hint="default"/>
+        <w:sz w:val="20"/>
+      </w:rPr>
+    </w:lvl>
+    <w:lvl w:ilvl="8" w:tentative="1">
+      <w:start w:val="1"/>
+      <w:numFmt w:val="bullet"/>
+      <w:lvlText w:val=""/>
+      <w:lvlJc w:val="left"/>
+      <w:pPr>
+        <w:tabs>
+          <w:tab w:val="num" w:pos="6480"/>
+        </w:tabs>
+        <w:ind w:left="6480" w:hanging="360"/>
+      </w:pPr>
+      <w:rPr>
+        <w:rFonts w:ascii="Wingdings" w:hAnsi="Wingdings" w:hint="default"/>
+        <w:sz w:val="20"/>
+      </w:rPr>
+    </w:lvl>
+  </w:abstractNum>
   <w:num w:numId="1" w16cid:durableId="232198548">
     <w:abstractNumId w:val="0"/>
+  </w:num>
+  <w:num w:numId="2" w16cid:durableId="271867258">
+    <w:abstractNumId w:val="2"/>
+  </w:num>
+  <w:num w:numId="3" w16cid:durableId="1002589766">
+    <w:abstractNumId w:val="3"/>
+  </w:num>
+  <w:num w:numId="4" w16cid:durableId="521476591">
+    <w:abstractNumId w:val="1"/>
   </w:num>
 </w:numbering>
 </file>
@@ -2328,7 +3205,6 @@
   <w:style w:type="character" w:default="1" w:styleId="a0">
     <w:name w:val="Default Paragraph Font"/>
     <w:uiPriority w:val="1"/>
-    <w:semiHidden/>
     <w:unhideWhenUsed/>
   </w:style>
   <w:style w:type="table" w:default="1" w:styleId="a1">
@@ -2404,6 +3280,16 @@
       <w:rFonts w:ascii="Courier New" w:hAnsi="Courier New"/>
       <w:sz w:val="20"/>
     </w:rPr>
+  </w:style>
+  <w:style w:type="paragraph" w:styleId="a5">
+    <w:name w:val="List Paragraph"/>
+    <w:basedOn w:val="a"/>
+    <w:uiPriority w:val="99"/>
+    <w:unhideWhenUsed/>
+    <w:rsid w:val="004B6CBC"/>
+    <w:pPr>
+      <w:ind w:firstLineChars="200" w:firstLine="420"/>
+    </w:pPr>
   </w:style>
 </w:styles>
 </file>
@@ -2654,4 +3540,16 @@
   <a:objectDefaults/>
   <a:extraClrSchemeLst/>
 </a:theme>
+</file>
+
+<file path=customXml/item1.xml><?xml version="1.0" encoding="utf-8"?>
+<b:Sources xmlns:b="http://schemas.openxmlformats.org/officeDocument/2006/bibliography" xmlns="http://schemas.openxmlformats.org/officeDocument/2006/bibliography" SelectedStyle="\APASixthEditionOfficeOnline.xsl" StyleName="APA" Version="6"/>
+</file>
+
+<file path=customXml/itemProps1.xml><?xml version="1.0" encoding="utf-8"?>
+<ds:datastoreItem xmlns:ds="http://schemas.openxmlformats.org/officeDocument/2006/customXml" ds:itemID="{C1D3183A-F20A-4EB3-B05A-0682DD135B89}">
+  <ds:schemaRefs>
+    <ds:schemaRef ds:uri="http://schemas.openxmlformats.org/officeDocument/2006/bibliography"/>
+  </ds:schemaRefs>
+</ds:datastoreItem>
 </file>
--- a/Others/Task/20260304/04统计与保存.docx
+++ b/Others/Task/20260304/04统计与保存.docx
@@ -25,11 +25,19 @@
           <w:numId w:val="1"/>
         </w:numPr>
       </w:pPr>
-      <w:r>
-        <w:rPr>
-          <w:rFonts w:hint="eastAsia"/>
-        </w:rPr>
-        <w:t>df.count(axis=1)</w:t>
+      <w:proofErr w:type="spellStart"/>
+      <w:r>
+        <w:rPr>
+          <w:rFonts w:hint="eastAsia"/>
+        </w:rPr>
+        <w:t>df.count</w:t>
+      </w:r>
+      <w:proofErr w:type="spellEnd"/>
+      <w:r>
+        <w:rPr>
+          <w:rFonts w:hint="eastAsia"/>
+        </w:rPr>
+        <w:t>(axis=1)</w:t>
       </w:r>
       <w:r>
         <w:rPr>
@@ -51,12 +59,14 @@
         </w:rPr>
         <w:t>计算每列非</w:t>
       </w:r>
+      <w:proofErr w:type="spellStart"/>
       <w:r>
         <w:rPr>
           <w:rFonts w:hint="eastAsia"/>
         </w:rPr>
         <w:t>NaN</w:t>
       </w:r>
+      <w:proofErr w:type="spellEnd"/>
       <w:r>
         <w:rPr>
           <w:rFonts w:hint="eastAsia"/>
@@ -79,6 +89,7 @@
         </w:rPr>
         <w:t>计算每行非</w:t>
       </w:r>
+      <w:proofErr w:type="spellStart"/>
       <w:r>
         <w:rPr>
           <w:rFonts w:hint="eastAsia"/>
@@ -86,6 +97,7 @@
         </w:rPr>
         <w:t>NaN</w:t>
       </w:r>
+      <w:proofErr w:type="spellEnd"/>
       <w:r>
         <w:rPr>
           <w:rFonts w:hint="eastAsia"/>
@@ -107,12 +119,14 @@
         </w:rPr>
         <w:t>计算</w:t>
       </w:r>
+      <w:proofErr w:type="spellStart"/>
       <w:r>
         <w:rPr>
           <w:rFonts w:hint="eastAsia"/>
         </w:rPr>
         <w:t>DataFrame</w:t>
       </w:r>
+      <w:proofErr w:type="spellEnd"/>
       <w:r>
         <w:rPr>
           <w:rFonts w:hint="eastAsia"/>
@@ -133,12 +147,14 @@
         </w:rPr>
         <w:t>计算每列</w:t>
       </w:r>
+      <w:proofErr w:type="spellStart"/>
       <w:r>
         <w:rPr>
           <w:rFonts w:hint="eastAsia"/>
         </w:rPr>
         <w:t>NaN</w:t>
       </w:r>
+      <w:proofErr w:type="spellEnd"/>
       <w:r>
         <w:rPr>
           <w:rFonts w:hint="eastAsia"/>
@@ -173,12 +189,14 @@
         </w:rPr>
         <w:t>方法的</w:t>
       </w:r>
+      <w:proofErr w:type="spellStart"/>
       <w:r>
         <w:rPr>
           <w:rFonts w:hint="eastAsia"/>
         </w:rPr>
         <w:t>numeric_only</w:t>
       </w:r>
+      <w:proofErr w:type="spellEnd"/>
       <w:r>
         <w:rPr>
           <w:rFonts w:hint="eastAsia"/>
@@ -291,12 +309,14 @@
         </w:rPr>
         <w:t>关于累积计算（</w:t>
       </w:r>
+      <w:proofErr w:type="spellStart"/>
       <w:r>
         <w:rPr>
           <w:rFonts w:hint="eastAsia"/>
         </w:rPr>
         <w:t>cummax</w:t>
       </w:r>
+      <w:proofErr w:type="spellEnd"/>
       <w:r>
         <w:rPr>
           <w:rFonts w:hint="eastAsia"/>
@@ -315,24 +335,28 @@
         </w:rPr>
         <w:t>、</w:t>
       </w:r>
+      <w:proofErr w:type="spellStart"/>
       <w:r>
         <w:rPr>
           <w:rFonts w:hint="eastAsia"/>
         </w:rPr>
         <w:t>cumsum</w:t>
       </w:r>
+      <w:proofErr w:type="spellEnd"/>
       <w:r>
         <w:rPr>
           <w:rFonts w:hint="eastAsia"/>
         </w:rPr>
         <w:t>、</w:t>
       </w:r>
+      <w:proofErr w:type="spellStart"/>
       <w:r>
         <w:rPr>
           <w:rFonts w:hint="eastAsia"/>
         </w:rPr>
         <w:t>cumprod</w:t>
       </w:r>
+      <w:proofErr w:type="spellEnd"/>
       <w:r>
         <w:rPr>
           <w:rFonts w:hint="eastAsia"/>
@@ -411,12 +435,14 @@
         </w:rPr>
         <w:t>计算结果与原始</w:t>
       </w:r>
+      <w:proofErr w:type="spellStart"/>
       <w:r>
         <w:rPr>
           <w:rFonts w:hint="eastAsia"/>
         </w:rPr>
         <w:t>DataFrame</w:t>
       </w:r>
+      <w:proofErr w:type="spellEnd"/>
       <w:r>
         <w:rPr>
           <w:rFonts w:hint="eastAsia"/>
@@ -438,11 +464,19 @@
         </w:rPr>
         <w:t>使用</w:t>
       </w:r>
-      <w:r>
-        <w:rPr>
-          <w:rFonts w:hint="eastAsia"/>
-        </w:rPr>
-        <w:t>to_csv()</w:t>
+      <w:proofErr w:type="spellStart"/>
+      <w:r>
+        <w:rPr>
+          <w:rFonts w:hint="eastAsia"/>
+        </w:rPr>
+        <w:t>to_csv</w:t>
+      </w:r>
+      <w:proofErr w:type="spellEnd"/>
+      <w:r>
+        <w:rPr>
+          <w:rFonts w:hint="eastAsia"/>
+        </w:rPr>
+        <w:t>()</w:t>
       </w:r>
       <w:r>
         <w:rPr>
@@ -450,12 +484,14 @@
         </w:rPr>
         <w:t>方法保存</w:t>
       </w:r>
+      <w:proofErr w:type="spellStart"/>
       <w:r>
         <w:rPr>
           <w:rFonts w:hint="eastAsia"/>
         </w:rPr>
         <w:t>DataFrame</w:t>
       </w:r>
+      <w:proofErr w:type="spellEnd"/>
       <w:r>
         <w:rPr>
           <w:rFonts w:hint="eastAsia"/>
@@ -493,8 +529,16 @@
         <w:rPr>
           <w:rFonts w:hint="eastAsia"/>
         </w:rPr>
-        <w:t>D. sep</w:t>
-      </w:r>
+        <w:t xml:space="preserve">D. </w:t>
+      </w:r>
+      <w:proofErr w:type="spellStart"/>
+      <w:r>
+        <w:rPr>
+          <w:rFonts w:hint="eastAsia"/>
+        </w:rPr>
+        <w:t>sep</w:t>
+      </w:r>
+      <w:proofErr w:type="spellEnd"/>
     </w:p>
     <w:p/>
     <w:p>
@@ -510,12 +554,14 @@
         </w:rPr>
         <w:t>要将</w:t>
       </w:r>
+      <w:proofErr w:type="spellStart"/>
       <w:r>
         <w:rPr>
           <w:rFonts w:hint="eastAsia"/>
         </w:rPr>
         <w:t>DataFrame</w:t>
       </w:r>
+      <w:proofErr w:type="spellEnd"/>
       <w:r>
         <w:rPr>
           <w:rFonts w:hint="eastAsia"/>
@@ -540,8 +586,16 @@
         <w:rPr>
           <w:rFonts w:hint="eastAsia"/>
         </w:rPr>
-        <w:t>A. xlrd</w:t>
-      </w:r>
+        <w:t xml:space="preserve">A. </w:t>
+      </w:r>
+      <w:proofErr w:type="spellStart"/>
+      <w:r>
+        <w:rPr>
+          <w:rFonts w:hint="eastAsia"/>
+        </w:rPr>
+        <w:t>xlrd</w:t>
+      </w:r>
+      <w:proofErr w:type="spellEnd"/>
     </w:p>
     <w:p>
       <w:r>
@@ -549,24 +603,49 @@
           <w:rFonts w:hint="eastAsia"/>
           <w:highlight w:val="green"/>
         </w:rPr>
-        <w:t>B. openpyxl</w:t>
-      </w:r>
-    </w:p>
-    <w:p>
-      <w:r>
-        <w:rPr>
-          <w:rFonts w:hint="eastAsia"/>
-        </w:rPr>
-        <w:t>C. xlwt</w:t>
-      </w:r>
-    </w:p>
-    <w:p>
-      <w:r>
-        <w:rPr>
-          <w:rFonts w:hint="eastAsia"/>
-        </w:rPr>
-        <w:t>D. numpy</w:t>
-      </w:r>
+        <w:t xml:space="preserve">B. </w:t>
+      </w:r>
+      <w:proofErr w:type="spellStart"/>
+      <w:r>
+        <w:rPr>
+          <w:rFonts w:hint="eastAsia"/>
+          <w:highlight w:val="green"/>
+        </w:rPr>
+        <w:t>openpyxl</w:t>
+      </w:r>
+      <w:proofErr w:type="spellEnd"/>
+    </w:p>
+    <w:p>
+      <w:r>
+        <w:rPr>
+          <w:rFonts w:hint="eastAsia"/>
+        </w:rPr>
+        <w:t xml:space="preserve">C. </w:t>
+      </w:r>
+      <w:proofErr w:type="spellStart"/>
+      <w:r>
+        <w:rPr>
+          <w:rFonts w:hint="eastAsia"/>
+        </w:rPr>
+        <w:t>xlwt</w:t>
+      </w:r>
+      <w:proofErr w:type="spellEnd"/>
+    </w:p>
+    <w:p>
+      <w:r>
+        <w:rPr>
+          <w:rFonts w:hint="eastAsia"/>
+        </w:rPr>
+        <w:t xml:space="preserve">D. </w:t>
+      </w:r>
+      <w:proofErr w:type="spellStart"/>
+      <w:r>
+        <w:rPr>
+          <w:rFonts w:hint="eastAsia"/>
+        </w:rPr>
+        <w:t>numpy</w:t>
+      </w:r>
+      <w:proofErr w:type="spellEnd"/>
     </w:p>
     <w:p/>
     <w:p>
@@ -576,11 +655,19 @@
           <w:numId w:val="1"/>
         </w:numPr>
       </w:pPr>
-      <w:r>
-        <w:rPr>
-          <w:rFonts w:hint="eastAsia"/>
-        </w:rPr>
-        <w:t>read_csv()</w:t>
+      <w:proofErr w:type="spellStart"/>
+      <w:r>
+        <w:rPr>
+          <w:rFonts w:hint="eastAsia"/>
+        </w:rPr>
+        <w:t>read_csv</w:t>
+      </w:r>
+      <w:proofErr w:type="spellEnd"/>
+      <w:r>
+        <w:rPr>
+          <w:rFonts w:hint="eastAsia"/>
+        </w:rPr>
+        <w:t>()</w:t>
       </w:r>
       <w:r>
         <w:rPr>
@@ -588,11 +675,19 @@
         </w:rPr>
         <w:t>方法中，</w:t>
       </w:r>
-      <w:r>
-        <w:rPr>
-          <w:rFonts w:hint="eastAsia"/>
-        </w:rPr>
-        <w:t>nrows=10</w:t>
+      <w:proofErr w:type="spellStart"/>
+      <w:r>
+        <w:rPr>
+          <w:rFonts w:hint="eastAsia"/>
+        </w:rPr>
+        <w:t>nrows</w:t>
+      </w:r>
+      <w:proofErr w:type="spellEnd"/>
+      <w:r>
+        <w:rPr>
+          <w:rFonts w:hint="eastAsia"/>
+        </w:rPr>
+        <w:t>=10</w:t>
       </w:r>
       <w:r>
         <w:rPr>
@@ -696,12 +791,14 @@
         </w:rPr>
         <w:t>指定</w:t>
       </w:r>
+      <w:proofErr w:type="spellStart"/>
       <w:r>
         <w:rPr>
           <w:rFonts w:hint="eastAsia"/>
         </w:rPr>
         <w:t>DataFrame</w:t>
       </w:r>
+      <w:proofErr w:type="spellEnd"/>
       <w:r>
         <w:rPr>
           <w:rFonts w:hint="eastAsia"/>
@@ -735,11 +832,19 @@
         </w:rPr>
         <w:t>使用</w:t>
       </w:r>
-      <w:r>
-        <w:rPr>
-          <w:rFonts w:hint="eastAsia"/>
-        </w:rPr>
-        <w:t>read_excel()</w:t>
+      <w:proofErr w:type="spellStart"/>
+      <w:r>
+        <w:rPr>
+          <w:rFonts w:hint="eastAsia"/>
+        </w:rPr>
+        <w:t>read_excel</w:t>
+      </w:r>
+      <w:proofErr w:type="spellEnd"/>
+      <w:r>
+        <w:rPr>
+          <w:rFonts w:hint="eastAsia"/>
+        </w:rPr>
+        <w:t>()</w:t>
       </w:r>
       <w:r>
         <w:rPr>
@@ -759,11 +864,19 @@
         </w:rPr>
         <w:t>文件时，</w:t>
       </w:r>
-      <w:r>
-        <w:rPr>
-          <w:rFonts w:hint="eastAsia"/>
-        </w:rPr>
-        <w:t>sheet_name=None</w:t>
+      <w:proofErr w:type="spellStart"/>
+      <w:r>
+        <w:rPr>
+          <w:rFonts w:hint="eastAsia"/>
+        </w:rPr>
+        <w:t>sheet_name</w:t>
+      </w:r>
+      <w:proofErr w:type="spellEnd"/>
+      <w:r>
+        <w:rPr>
+          <w:rFonts w:hint="eastAsia"/>
+        </w:rPr>
+        <w:t>=None</w:t>
       </w:r>
       <w:r>
         <w:rPr>
@@ -860,11 +973,19 @@
           <w:numId w:val="1"/>
         </w:numPr>
       </w:pPr>
-      <w:r>
-        <w:rPr>
-          <w:rFonts w:hint="eastAsia"/>
-        </w:rPr>
-        <w:t>df.count()</w:t>
+      <w:proofErr w:type="spellStart"/>
+      <w:r>
+        <w:rPr>
+          <w:rFonts w:hint="eastAsia"/>
+        </w:rPr>
+        <w:t>df.count</w:t>
+      </w:r>
+      <w:proofErr w:type="spellEnd"/>
+      <w:r>
+        <w:rPr>
+          <w:rFonts w:hint="eastAsia"/>
+        </w:rPr>
+        <w:t>()</w:t>
       </w:r>
       <w:r>
         <w:rPr>
@@ -896,12 +1017,14 @@
         </w:rPr>
         <w:t>方向计算，返回每列非</w:t>
       </w:r>
+      <w:proofErr w:type="spellStart"/>
       <w:r>
         <w:rPr>
           <w:rFonts w:hint="eastAsia"/>
         </w:rPr>
         <w:t>NaN</w:t>
       </w:r>
+      <w:proofErr w:type="spellEnd"/>
       <w:r>
         <w:rPr>
           <w:rFonts w:hint="eastAsia"/>
@@ -941,11 +1064,25 @@
         </w:rPr>
         <w:t>____</w:t>
       </w:r>
-      <w:r>
-        <w:rPr>
-          <w:rFonts w:hint="eastAsia"/>
-        </w:rPr>
-        <w:t>numeric_oly</w:t>
+      <w:proofErr w:type="spellStart"/>
+      <w:r>
+        <w:rPr>
+          <w:rFonts w:hint="eastAsia"/>
+        </w:rPr>
+        <w:t>num</w:t>
+      </w:r>
+      <w:r>
+        <w:rPr>
+          <w:rFonts w:hint="eastAsia"/>
+        </w:rPr>
+        <w:t>rical</w:t>
+      </w:r>
+      <w:proofErr w:type="spellEnd"/>
+      <w:r>
+        <w:rPr>
+          <w:rFonts w:hint="eastAsia"/>
+        </w:rPr>
+        <w:t xml:space="preserve"> </w:t>
       </w:r>
       <w:r>
         <w:rPr>
@@ -969,7 +1106,21 @@
         <w:rPr>
           <w:rFonts w:hint="eastAsia"/>
         </w:rPr>
-        <w:t>可以只对数值列进行求和。</w:t>
+        <w:t>可以只对数值</w:t>
+      </w:r>
+      <w:proofErr w:type="gramStart"/>
+      <w:r>
+        <w:rPr>
+          <w:rFonts w:hint="eastAsia"/>
+        </w:rPr>
+        <w:t>列进行</w:t>
+      </w:r>
+      <w:proofErr w:type="gramEnd"/>
+      <w:r>
+        <w:rPr>
+          <w:rFonts w:hint="eastAsia"/>
+        </w:rPr>
+        <w:t>求和。</w:t>
       </w:r>
     </w:p>
     <w:p/>
@@ -992,12 +1143,14 @@
         </w:rPr>
         <w:t>方法用于计算</w:t>
       </w:r>
+      <w:proofErr w:type="spellStart"/>
       <w:r>
         <w:rPr>
           <w:rFonts w:hint="eastAsia"/>
         </w:rPr>
         <w:t>DataFrame</w:t>
       </w:r>
+      <w:proofErr w:type="spellEnd"/>
       <w:r>
         <w:rPr>
           <w:rFonts w:hint="eastAsia"/>
@@ -1025,17 +1178,39 @@
           <w:numId w:val="1"/>
         </w:numPr>
       </w:pPr>
-      <w:r>
-        <w:rPr>
-          <w:rFonts w:hint="eastAsia"/>
-        </w:rPr>
-        <w:t>cummax()</w:t>
-      </w:r>
-      <w:r>
-        <w:rPr>
-          <w:rFonts w:hint="eastAsia"/>
-        </w:rPr>
-        <w:t>方法按列计算时，每一列的值是</w:t>
+      <w:proofErr w:type="spellStart"/>
+      <w:r>
+        <w:rPr>
+          <w:rFonts w:hint="eastAsia"/>
+        </w:rPr>
+        <w:t>cummax</w:t>
+      </w:r>
+      <w:proofErr w:type="spellEnd"/>
+      <w:r>
+        <w:rPr>
+          <w:rFonts w:hint="eastAsia"/>
+        </w:rPr>
+        <w:t>()</w:t>
+      </w:r>
+      <w:r>
+        <w:rPr>
+          <w:rFonts w:hint="eastAsia"/>
+        </w:rPr>
+        <w:t>方法</w:t>
+      </w:r>
+      <w:proofErr w:type="gramStart"/>
+      <w:r>
+        <w:rPr>
+          <w:rFonts w:hint="eastAsia"/>
+        </w:rPr>
+        <w:t>按列计算</w:t>
+      </w:r>
+      <w:proofErr w:type="gramEnd"/>
+      <w:r>
+        <w:rPr>
+          <w:rFonts w:hint="eastAsia"/>
+        </w:rPr>
+        <w:t>时，每一列的值是</w:t>
       </w:r>
       <w:r>
         <w:rPr>
@@ -1076,11 +1251,19 @@
         </w:rPr>
         <w:t>使用</w:t>
       </w:r>
-      <w:r>
-        <w:rPr>
-          <w:rFonts w:hint="eastAsia"/>
-        </w:rPr>
-        <w:t>to_csv()</w:t>
+      <w:proofErr w:type="spellStart"/>
+      <w:r>
+        <w:rPr>
+          <w:rFonts w:hint="eastAsia"/>
+        </w:rPr>
+        <w:t>to_csv</w:t>
+      </w:r>
+      <w:proofErr w:type="spellEnd"/>
+      <w:r>
+        <w:rPr>
+          <w:rFonts w:hint="eastAsia"/>
+        </w:rPr>
+        <w:t>()</w:t>
       </w:r>
       <w:r>
         <w:rPr>
@@ -1094,12 +1277,14 @@
         </w:rPr>
         <w:t>____</w:t>
       </w:r>
+      <w:proofErr w:type="spellStart"/>
       <w:r>
         <w:rPr>
           <w:rFonts w:hint="eastAsia"/>
         </w:rPr>
         <w:t>sep</w:t>
       </w:r>
+      <w:proofErr w:type="spellEnd"/>
       <w:r>
         <w:rPr>
           <w:rFonts w:hint="eastAsia"/>
@@ -1127,11 +1312,19 @@
         </w:rPr>
         <w:t>在</w:t>
       </w:r>
-      <w:r>
-        <w:rPr>
-          <w:rFonts w:hint="eastAsia"/>
-        </w:rPr>
-        <w:t>to_excel()</w:t>
+      <w:proofErr w:type="spellStart"/>
+      <w:r>
+        <w:rPr>
+          <w:rFonts w:hint="eastAsia"/>
+        </w:rPr>
+        <w:t>to_excel</w:t>
+      </w:r>
+      <w:proofErr w:type="spellEnd"/>
+      <w:r>
+        <w:rPr>
+          <w:rFonts w:hint="eastAsia"/>
+        </w:rPr>
+        <w:t>()</w:t>
       </w:r>
       <w:r>
         <w:rPr>
@@ -1145,12 +1338,14 @@
         </w:rPr>
         <w:t>______</w:t>
       </w:r>
+      <w:proofErr w:type="spellStart"/>
       <w:r>
         <w:rPr>
           <w:rFonts w:hint="eastAsia"/>
         </w:rPr>
         <w:t>sheet_name</w:t>
       </w:r>
+      <w:proofErr w:type="spellEnd"/>
       <w:r>
         <w:rPr>
           <w:rFonts w:hint="eastAsia"/>
@@ -1172,11 +1367,19 @@
           <w:numId w:val="1"/>
         </w:numPr>
       </w:pPr>
-      <w:r>
-        <w:rPr>
-          <w:rFonts w:hint="eastAsia"/>
-        </w:rPr>
-        <w:t>read_csv()</w:t>
+      <w:proofErr w:type="spellStart"/>
+      <w:r>
+        <w:rPr>
+          <w:rFonts w:hint="eastAsia"/>
+        </w:rPr>
+        <w:t>read_csv</w:t>
+      </w:r>
+      <w:proofErr w:type="spellEnd"/>
+      <w:r>
+        <w:rPr>
+          <w:rFonts w:hint="eastAsia"/>
+        </w:rPr>
+        <w:t>()</w:t>
       </w:r>
       <w:r>
         <w:rPr>
@@ -1190,12 +1393,14 @@
         </w:rPr>
         <w:t>____</w:t>
       </w:r>
+      <w:proofErr w:type="spellStart"/>
       <w:r>
         <w:rPr>
           <w:rFonts w:hint="eastAsia"/>
         </w:rPr>
         <w:t>parse_dates</w:t>
       </w:r>
+      <w:proofErr w:type="spellEnd"/>
       <w:r>
         <w:rPr>
           <w:rFonts w:hint="eastAsia"/>
@@ -1223,11 +1428,19 @@
         </w:rPr>
         <w:t>使用</w:t>
       </w:r>
-      <w:r>
-        <w:rPr>
-          <w:rFonts w:hint="eastAsia"/>
-        </w:rPr>
-        <w:t>read_excel()</w:t>
+      <w:proofErr w:type="spellStart"/>
+      <w:r>
+        <w:rPr>
+          <w:rFonts w:hint="eastAsia"/>
+        </w:rPr>
+        <w:t>read_excel</w:t>
+      </w:r>
+      <w:proofErr w:type="spellEnd"/>
+      <w:r>
+        <w:rPr>
+          <w:rFonts w:hint="eastAsia"/>
+        </w:rPr>
+        <w:t>()</w:t>
       </w:r>
       <w:r>
         <w:rPr>
@@ -1253,12 +1466,14 @@
         </w:rPr>
         <w:t>__</w:t>
       </w:r>
+      <w:proofErr w:type="spellStart"/>
       <w:r>
         <w:rPr>
           <w:rFonts w:hint="eastAsia"/>
         </w:rPr>
         <w:t>index_col</w:t>
       </w:r>
+      <w:proofErr w:type="spellEnd"/>
       <w:r>
         <w:rPr>
           <w:rFonts w:hint="eastAsia"/>
@@ -1454,8 +1669,13 @@
       <w:pPr>
         <w:ind w:firstLine="420"/>
       </w:pPr>
-      <w:r>
-        <w:t xml:space="preserve">skipna : </w:t>
+      <w:proofErr w:type="spellStart"/>
+      <w:r>
+        <w:t>skipna</w:t>
+      </w:r>
+      <w:proofErr w:type="spellEnd"/>
+      <w:r>
+        <w:t xml:space="preserve"> : </w:t>
       </w:r>
       <w:r>
         <w:t>布尔值，默认为</w:t>
@@ -1473,8 +1693,13 @@
         <w:t>，则在计算平均值时会忽略</w:t>
       </w:r>
       <w:r>
-        <w:t xml:space="preserve"> NaN</w:t>
-      </w:r>
+        <w:t xml:space="preserve"> </w:t>
+      </w:r>
+      <w:proofErr w:type="spellStart"/>
+      <w:r>
+        <w:t>NaN</w:t>
+      </w:r>
+      <w:proofErr w:type="spellEnd"/>
       <w:r>
         <w:t>值</w:t>
       </w:r>
@@ -1483,8 +1708,13 @@
       <w:pPr>
         <w:ind w:firstLine="420"/>
       </w:pPr>
-      <w:r>
-        <w:t xml:space="preserve">numeric_only : </w:t>
+      <w:proofErr w:type="spellStart"/>
+      <w:r>
+        <w:t>numeric_only</w:t>
+      </w:r>
+      <w:proofErr w:type="spellEnd"/>
+      <w:r>
+        <w:t xml:space="preserve"> : </w:t>
       </w:r>
       <w:r>
         <w:t>布尔值，默认为</w:t>
@@ -1499,7 +1729,15 @@
         <w:t xml:space="preserve"> True</w:t>
       </w:r>
       <w:r>
-        <w:t>，则只对数值列进行计算，忽略非数值列</w:t>
+        <w:t>，则只对数值</w:t>
+      </w:r>
+      <w:proofErr w:type="gramStart"/>
+      <w:r>
+        <w:t>列进行</w:t>
+      </w:r>
+      <w:proofErr w:type="gramEnd"/>
+      <w:r>
+        <w:t>计算，忽略非数值列</w:t>
       </w:r>
     </w:p>
     <w:p>
@@ -1507,7 +1745,15 @@
         <w:ind w:firstLine="420"/>
       </w:pPr>
       <w:r>
-        <w:t xml:space="preserve">**kwargs : </w:t>
+        <w:t>**</w:t>
+      </w:r>
+      <w:proofErr w:type="spellStart"/>
+      <w:r>
+        <w:t>kwargs</w:t>
+      </w:r>
+      <w:proofErr w:type="spellEnd"/>
+      <w:r>
+        <w:t xml:space="preserve"> : </w:t>
       </w:r>
       <w:r>
         <w:t>其他关键字参数。这些参数通常用于兼容性或特殊用途，通常不需要。</w:t>
@@ -1516,9 +1762,6 @@
     <w:p>
       <w:pPr>
         <w:ind w:firstLine="420"/>
-        <w:rPr>
-          <w:rFonts w:hint="eastAsia"/>
-        </w:rPr>
       </w:pPr>
       <w:r>
         <w:rPr>
@@ -1540,9 +1783,6 @@
           <w:ilvl w:val="0"/>
           <w:numId w:val="1"/>
         </w:numPr>
-        <w:rPr>
-          <w:rFonts w:hint="eastAsia"/>
-        </w:rPr>
       </w:pPr>
       <w:r>
         <w:rPr>
@@ -1562,12 +1802,14 @@
         </w:rPr>
         <w:t>中的累积计算方法（</w:t>
       </w:r>
+      <w:proofErr w:type="spellStart"/>
       <w:r>
         <w:rPr>
           <w:rFonts w:hint="eastAsia"/>
         </w:rPr>
         <w:t>cummax</w:t>
       </w:r>
+      <w:proofErr w:type="spellEnd"/>
       <w:r>
         <w:rPr>
           <w:rFonts w:hint="eastAsia"/>
@@ -1586,24 +1828,28 @@
         </w:rPr>
         <w:t>、</w:t>
       </w:r>
+      <w:proofErr w:type="spellStart"/>
       <w:r>
         <w:rPr>
           <w:rFonts w:hint="eastAsia"/>
         </w:rPr>
         <w:t>cumsum</w:t>
       </w:r>
+      <w:proofErr w:type="spellEnd"/>
       <w:r>
         <w:rPr>
           <w:rFonts w:hint="eastAsia"/>
         </w:rPr>
         <w:t>、</w:t>
       </w:r>
+      <w:proofErr w:type="spellStart"/>
       <w:r>
         <w:rPr>
           <w:rFonts w:hint="eastAsia"/>
         </w:rPr>
         <w:t>cumprod</w:t>
       </w:r>
+      <w:proofErr w:type="spellEnd"/>
       <w:r>
         <w:rPr>
           <w:rFonts w:hint="eastAsia"/>
@@ -1716,8 +1962,13 @@
       <w:r>
         <w:t>分组聚合（</w:t>
       </w:r>
-      <w:r>
-        <w:t>groupby </w:t>
+      <w:proofErr w:type="spellStart"/>
+      <w:r>
+        <w:t>groupby</w:t>
+      </w:r>
+      <w:proofErr w:type="spellEnd"/>
+      <w:r>
+        <w:t> </w:t>
       </w:r>
       <w:r>
         <w:t>后使用）。</w:t>
@@ -1760,7 +2011,15 @@
       </w:pPr>
       <w:r>
         <w:lastRenderedPageBreak/>
-        <w:t>记录历史极值（如股票的历史最高价）。</w:t>
+        <w:t>记录历史极值（如股票的历史</w:t>
+      </w:r>
+      <w:proofErr w:type="gramStart"/>
+      <w:r>
+        <w:t>最</w:t>
+      </w:r>
+      <w:proofErr w:type="gramEnd"/>
+      <w:r>
+        <w:t>高价）。</w:t>
       </w:r>
     </w:p>
     <w:p>
@@ -1786,9 +2045,6 @@
     <w:p>
       <w:pPr>
         <w:ind w:left="425"/>
-        <w:rPr>
-          <w:rFonts w:hint="eastAsia"/>
-        </w:rPr>
       </w:pPr>
     </w:p>
     <w:p/>
@@ -2009,11 +2265,19 @@
         </w:rPr>
         <w:t>使用</w:t>
       </w:r>
-      <w:r>
-        <w:rPr>
-          <w:rFonts w:hint="eastAsia"/>
-        </w:rPr>
-        <w:t>read_csv()</w:t>
+      <w:proofErr w:type="spellStart"/>
+      <w:r>
+        <w:rPr>
+          <w:rFonts w:hint="eastAsia"/>
+        </w:rPr>
+        <w:t>read_csv</w:t>
+      </w:r>
+      <w:proofErr w:type="spellEnd"/>
+      <w:r>
+        <w:rPr>
+          <w:rFonts w:hint="eastAsia"/>
+        </w:rPr>
+        <w:t>()</w:t>
       </w:r>
       <w:r>
         <w:rPr>
@@ -2059,11 +2323,6 @@
       </w:r>
     </w:p>
     <w:p>
-      <w:pPr>
-        <w:rPr>
-          <w:rFonts w:hint="eastAsia"/>
-        </w:rPr>
-      </w:pPr>
       <w:r>
         <w:t>S</w:t>
       </w:r>
@@ -2071,7 +2330,14 @@
         <w:rPr>
           <w:rFonts w:hint="eastAsia"/>
         </w:rPr>
-        <w:t>ales = df.</w:t>
+        <w:t xml:space="preserve">ales = </w:t>
+      </w:r>
+      <w:proofErr w:type="spellStart"/>
+      <w:r>
+        <w:rPr>
+          <w:rFonts w:hint="eastAsia"/>
+        </w:rPr>
+        <w:t>df.</w:t>
       </w:r>
       <w:r>
         <w:t>R</w:t>
@@ -2080,19 +2346,28 @@
         <w:rPr>
           <w:rFonts w:hint="eastAsia"/>
         </w:rPr>
-        <w:t>ead(</w:t>
-      </w:r>
-      <w:r>
-        <w:rPr>
-          <w:rFonts w:hint="eastAsia"/>
-        </w:rPr>
-        <w:t>'sales.csv'</w:t>
-      </w:r>
-      <w:r>
-        <w:rPr>
-          <w:rFonts w:hint="eastAsia"/>
-        </w:rPr>
-        <w:t>,nrows=6,parse_Dates=</w:t>
+        <w:t>ead</w:t>
+      </w:r>
+      <w:proofErr w:type="spellEnd"/>
+      <w:r>
+        <w:rPr>
+          <w:rFonts w:hint="eastAsia"/>
+        </w:rPr>
+        <w:t>('sales.csv',</w:t>
+      </w:r>
+      <w:proofErr w:type="spellStart"/>
+      <w:r>
+        <w:rPr>
+          <w:rFonts w:hint="eastAsia"/>
+        </w:rPr>
+        <w:t>nrows</w:t>
+      </w:r>
+      <w:proofErr w:type="spellEnd"/>
+      <w:r>
+        <w:rPr>
+          <w:rFonts w:hint="eastAsia"/>
+        </w:rPr>
+        <w:t>=6,parse_Dates=</w:t>
       </w:r>
       <w:r>
         <w:t>[</w:t>
@@ -2140,12 +2415,14 @@
         </w:rPr>
         <w:t>计算每列的非</w:t>
       </w:r>
+      <w:proofErr w:type="spellStart"/>
       <w:r>
         <w:rPr>
           <w:rFonts w:hint="eastAsia"/>
         </w:rPr>
         <w:t>NaN</w:t>
       </w:r>
+      <w:proofErr w:type="spellEnd"/>
       <w:r>
         <w:rPr>
           <w:rFonts w:hint="eastAsia"/>
@@ -2157,11 +2434,35 @@
       <w:r>
         <w:t>N</w:t>
       </w:r>
-      <w:r>
-        <w:rPr>
-          <w:rFonts w:hint="eastAsia"/>
-        </w:rPr>
-        <w:t>1  = sales.count(axis=0)</w:t>
+      <w:proofErr w:type="gramStart"/>
+      <w:r>
+        <w:rPr>
+          <w:rFonts w:hint="eastAsia"/>
+        </w:rPr>
+        <w:t>1  =</w:t>
+      </w:r>
+      <w:proofErr w:type="gramEnd"/>
+      <w:r>
+        <w:rPr>
+          <w:rFonts w:hint="eastAsia"/>
+        </w:rPr>
+        <w:t xml:space="preserve"> </w:t>
+      </w:r>
+      <w:proofErr w:type="spellStart"/>
+      <w:proofErr w:type="gramStart"/>
+      <w:r>
+        <w:rPr>
+          <w:rFonts w:hint="eastAsia"/>
+        </w:rPr>
+        <w:t>sales.count</w:t>
+      </w:r>
+      <w:proofErr w:type="spellEnd"/>
+      <w:proofErr w:type="gramEnd"/>
+      <w:r>
+        <w:rPr>
+          <w:rFonts w:hint="eastAsia"/>
+        </w:rPr>
+        <w:t>(axis=0)</w:t>
       </w:r>
     </w:p>
     <w:p>
@@ -2172,7 +2473,29 @@
         <w:rPr>
           <w:rFonts w:hint="eastAsia"/>
         </w:rPr>
-        <w:t>2 = sales.sum()</w:t>
+        <w:t xml:space="preserve">2 = </w:t>
+      </w:r>
+      <w:proofErr w:type="spellStart"/>
+      <w:proofErr w:type="gramStart"/>
+      <w:r>
+        <w:rPr>
+          <w:rFonts w:hint="eastAsia"/>
+        </w:rPr>
+        <w:t>sales.sum</w:t>
+      </w:r>
+      <w:proofErr w:type="spellEnd"/>
+      <w:r>
+        <w:rPr>
+          <w:rFonts w:hint="eastAsia"/>
+        </w:rPr>
+        <w:t>(</w:t>
+      </w:r>
+      <w:proofErr w:type="gramEnd"/>
+      <w:r>
+        <w:rPr>
+          <w:rFonts w:hint="eastAsia"/>
+        </w:rPr>
+        <w:t>)</w:t>
       </w:r>
     </w:p>
     <w:p>
@@ -2183,7 +2506,23 @@
         <w:rPr>
           <w:rFonts w:hint="eastAsia"/>
         </w:rPr>
-        <w:t>3 = sales.mean()</w:t>
+        <w:t xml:space="preserve">3 = </w:t>
+      </w:r>
+      <w:proofErr w:type="spellStart"/>
+      <w:proofErr w:type="gramStart"/>
+      <w:r>
+        <w:rPr>
+          <w:rFonts w:hint="eastAsia"/>
+        </w:rPr>
+        <w:t>sales.mean</w:t>
+      </w:r>
+      <w:proofErr w:type="spellEnd"/>
+      <w:proofErr w:type="gramEnd"/>
+      <w:r>
+        <w:rPr>
+          <w:rFonts w:hint="eastAsia"/>
+        </w:rPr>
+        <w:t>()</w:t>
       </w:r>
     </w:p>
     <w:p>
@@ -2194,7 +2533,23 @@
         <w:rPr>
           <w:rFonts w:hint="eastAsia"/>
         </w:rPr>
-        <w:t>4 = sales.median()</w:t>
+        <w:t xml:space="preserve">4 = </w:t>
+      </w:r>
+      <w:proofErr w:type="spellStart"/>
+      <w:proofErr w:type="gramStart"/>
+      <w:r>
+        <w:rPr>
+          <w:rFonts w:hint="eastAsia"/>
+        </w:rPr>
+        <w:t>sales.median</w:t>
+      </w:r>
+      <w:proofErr w:type="spellEnd"/>
+      <w:proofErr w:type="gramEnd"/>
+      <w:r>
+        <w:rPr>
+          <w:rFonts w:hint="eastAsia"/>
+        </w:rPr>
+        <w:t>()</w:t>
       </w:r>
     </w:p>
     <w:p>
@@ -2205,15 +2560,32 @@
         <w:rPr>
           <w:rFonts w:hint="eastAsia"/>
         </w:rPr>
-        <w:t>5 = sales.min()</w:t>
-      </w:r>
-    </w:p>
-    <w:p>
-      <w:pPr>
-        <w:rPr>
-          <w:rFonts w:hint="eastAsia"/>
-        </w:rPr>
-      </w:pPr>
+        <w:t xml:space="preserve">5 = </w:t>
+      </w:r>
+      <w:proofErr w:type="spellStart"/>
+      <w:proofErr w:type="gramStart"/>
+      <w:r>
+        <w:rPr>
+          <w:rFonts w:hint="eastAsia"/>
+        </w:rPr>
+        <w:t>sales.min</w:t>
+      </w:r>
+      <w:proofErr w:type="spellEnd"/>
+      <w:r>
+        <w:rPr>
+          <w:rFonts w:hint="eastAsia"/>
+        </w:rPr>
+        <w:t>(</w:t>
+      </w:r>
+      <w:proofErr w:type="gramEnd"/>
+      <w:r>
+        <w:rPr>
+          <w:rFonts w:hint="eastAsia"/>
+        </w:rPr>
+        <w:t>)</w:t>
+      </w:r>
+    </w:p>
+    <w:p>
       <w:r>
         <w:t>N</w:t>
       </w:r>
@@ -2221,7 +2593,29 @@
         <w:rPr>
           <w:rFonts w:hint="eastAsia"/>
         </w:rPr>
-        <w:t>6 = sales.max()</w:t>
+        <w:t xml:space="preserve">6 = </w:t>
+      </w:r>
+      <w:proofErr w:type="spellStart"/>
+      <w:proofErr w:type="gramStart"/>
+      <w:r>
+        <w:rPr>
+          <w:rFonts w:hint="eastAsia"/>
+        </w:rPr>
+        <w:t>sales.max</w:t>
+      </w:r>
+      <w:proofErr w:type="spellEnd"/>
+      <w:r>
+        <w:rPr>
+          <w:rFonts w:hint="eastAsia"/>
+        </w:rPr>
+        <w:t>(</w:t>
+      </w:r>
+      <w:proofErr w:type="gramEnd"/>
+      <w:r>
+        <w:rPr>
+          <w:rFonts w:hint="eastAsia"/>
+        </w:rPr>
+        <w:t>)</w:t>
       </w:r>
     </w:p>
     <w:p>
@@ -2320,9 +2714,11 @@
         </w:rPr>
         <w:t>ata = {n1:</w:t>
       </w:r>
+      <w:proofErr w:type="gramStart"/>
       <w:r>
         <w:t>”</w:t>
       </w:r>
+      <w:proofErr w:type="gramEnd"/>
       <w:r>
         <w:rPr>
           <w:rFonts w:hint="eastAsia"/>
@@ -2335,45 +2731,55 @@
         </w:rPr>
         <w:t>数量</w:t>
       </w:r>
+      <w:proofErr w:type="gramStart"/>
       <w:r>
         <w:t>”</w:t>
       </w:r>
+      <w:proofErr w:type="gramEnd"/>
       <w:r>
         <w:rPr>
           <w:rFonts w:hint="eastAsia"/>
         </w:rPr>
         <w:t>,n2:</w:t>
       </w:r>
+      <w:proofErr w:type="gramStart"/>
       <w:r>
         <w:t>”</w:t>
       </w:r>
+      <w:proofErr w:type="gramEnd"/>
       <w:r>
         <w:rPr>
           <w:rFonts w:hint="eastAsia"/>
         </w:rPr>
         <w:t>总和</w:t>
       </w:r>
+      <w:proofErr w:type="gramStart"/>
       <w:r>
         <w:t>”</w:t>
       </w:r>
+      <w:proofErr w:type="gramEnd"/>
       <w:r>
         <w:rPr>
           <w:rFonts w:hint="eastAsia"/>
         </w:rPr>
         <w:t>,n3:</w:t>
       </w:r>
+      <w:proofErr w:type="gramStart"/>
       <w:r>
         <w:t>”</w:t>
       </w:r>
+      <w:proofErr w:type="gramEnd"/>
       <w:r>
         <w:rPr>
           <w:rFonts w:hint="eastAsia"/>
         </w:rPr>
         <w:t>平均</w:t>
       </w:r>
+      <w:proofErr w:type="gramStart"/>
       <w:r>
         <w:t>”</w:t>
       </w:r>
+      <w:proofErr w:type="gramEnd"/>
       <w:r>
         <w:rPr>
           <w:rFonts w:hint="eastAsia"/>
@@ -2382,11 +2788,7 @@
       </w:r>
     </w:p>
     <w:p>
-      <w:pPr>
-        <w:rPr>
-          <w:rFonts w:hint="eastAsia"/>
-        </w:rPr>
-      </w:pPr>
+      <w:proofErr w:type="spellStart"/>
       <w:r>
         <w:t>D</w:t>
       </w:r>
@@ -2394,10 +2796,34 @@
         <w:rPr>
           <w:rFonts w:hint="eastAsia"/>
         </w:rPr>
-        <w:t>f = pd.DataFrame(data)</w:t>
-      </w:r>
-    </w:p>
-    <w:p>
+        <w:t>f</w:t>
+      </w:r>
+      <w:proofErr w:type="spellEnd"/>
+      <w:r>
+        <w:rPr>
+          <w:rFonts w:hint="eastAsia"/>
+        </w:rPr>
+        <w:t xml:space="preserve"> = </w:t>
+      </w:r>
+      <w:proofErr w:type="spellStart"/>
+      <w:proofErr w:type="gramStart"/>
+      <w:r>
+        <w:rPr>
+          <w:rFonts w:hint="eastAsia"/>
+        </w:rPr>
+        <w:t>pd.DataFrame</w:t>
+      </w:r>
+      <w:proofErr w:type="spellEnd"/>
+      <w:proofErr w:type="gramEnd"/>
+      <w:r>
+        <w:rPr>
+          <w:rFonts w:hint="eastAsia"/>
+        </w:rPr>
+        <w:t>(data)</w:t>
+      </w:r>
+    </w:p>
+    <w:p>
+      <w:proofErr w:type="spellStart"/>
       <w:r>
         <w:rPr>
           <w:rFonts w:hint="eastAsia"/>
@@ -2411,32 +2837,45 @@
         <w:rPr>
           <w:rFonts w:hint="eastAsia"/>
         </w:rPr>
-        <w:t>o_excel(</w:t>
-      </w:r>
-      <w:r>
-        <w:rPr>
-          <w:rFonts w:hint="eastAsia"/>
-        </w:rPr>
-        <w:t>'sales_analysis.xlsx'</w:t>
-      </w:r>
-      <w:r>
-        <w:rPr>
-          <w:rFonts w:hint="eastAsia"/>
-        </w:rPr>
-        <w:t>,sheel_name=</w:t>
-      </w:r>
+        <w:t>o_excel</w:t>
+      </w:r>
+      <w:proofErr w:type="spellEnd"/>
+      <w:r>
+        <w:rPr>
+          <w:rFonts w:hint="eastAsia"/>
+        </w:rPr>
+        <w:t>('sales_analysis.xlsx',</w:t>
+      </w:r>
+      <w:proofErr w:type="spellStart"/>
+      <w:r>
+        <w:rPr>
+          <w:rFonts w:hint="eastAsia"/>
+        </w:rPr>
+        <w:t>sheel_name</w:t>
+      </w:r>
+      <w:proofErr w:type="spellEnd"/>
+      <w:r>
+        <w:rPr>
+          <w:rFonts w:hint="eastAsia"/>
+        </w:rPr>
+        <w:t>=</w:t>
+      </w:r>
+      <w:proofErr w:type="gramStart"/>
       <w:r>
         <w:t>”</w:t>
       </w:r>
+      <w:proofErr w:type="gramEnd"/>
       <w:r>
         <w:rPr>
           <w:rFonts w:hint="eastAsia"/>
         </w:rPr>
         <w:t>原始数据</w:t>
       </w:r>
+      <w:proofErr w:type="gramStart"/>
       <w:r>
         <w:t>”</w:t>
       </w:r>
+      <w:proofErr w:type="gramEnd"/>
       <w:r>
         <w:rPr>
           <w:rFonts w:hint="eastAsia"/>
@@ -2445,22 +2884,12 @@
       </w:r>
     </w:p>
     <w:p>
-      <w:pPr>
-        <w:rPr>
-          <w:rFonts w:hint="eastAsia"/>
-        </w:rPr>
-      </w:pPr>
-      <w:r>
-        <w:rPr>
-          <w:rFonts w:hint="eastAsia"/>
-        </w:rPr>
-        <w:t>df</w:t>
-      </w:r>
-      <w:r>
-        <w:rPr>
-          <w:rFonts w:hint="eastAsia"/>
-        </w:rPr>
-        <w:t>.</w:t>
+      <w:proofErr w:type="spellStart"/>
+      <w:r>
+        <w:rPr>
+          <w:rFonts w:hint="eastAsia"/>
+        </w:rPr>
+        <w:t>df.</w:t>
       </w:r>
       <w:r>
         <w:t>T</w:t>
@@ -2469,20 +2898,45 @@
         <w:rPr>
           <w:rFonts w:hint="eastAsia"/>
         </w:rPr>
-        <w:t>o_excel('sales_analysis.xlsx',sheel_name=</w:t>
-      </w:r>
+        <w:t>o_excel</w:t>
+      </w:r>
+      <w:proofErr w:type="spellEnd"/>
+      <w:r>
+        <w:rPr>
+          <w:rFonts w:hint="eastAsia"/>
+        </w:rPr>
+        <w:t>('sales_analysis.xlsx',</w:t>
+      </w:r>
+      <w:proofErr w:type="spellStart"/>
+      <w:r>
+        <w:rPr>
+          <w:rFonts w:hint="eastAsia"/>
+        </w:rPr>
+        <w:t>sheel_name</w:t>
+      </w:r>
+      <w:proofErr w:type="spellEnd"/>
+      <w:r>
+        <w:rPr>
+          <w:rFonts w:hint="eastAsia"/>
+        </w:rPr>
+        <w:t>=</w:t>
+      </w:r>
+      <w:proofErr w:type="gramStart"/>
       <w:r>
         <w:t>”</w:t>
       </w:r>
+      <w:proofErr w:type="gramEnd"/>
       <w:r>
         <w:rPr>
           <w:rFonts w:hint="eastAsia"/>
         </w:rPr>
         <w:t>分析结果</w:t>
       </w:r>
+      <w:proofErr w:type="gramStart"/>
       <w:r>
         <w:t>”</w:t>
       </w:r>
+      <w:proofErr w:type="gramEnd"/>
       <w:r>
         <w:rPr>
           <w:rFonts w:hint="eastAsia"/>
@@ -2490,13 +2944,7 @@
         <w:t>)</w:t>
       </w:r>
     </w:p>
-    <w:p>
-      <w:pPr>
-        <w:rPr>
-          <w:rFonts w:hint="eastAsia"/>
-        </w:rPr>
-      </w:pPr>
-    </w:p>
+    <w:p/>
     <w:sectPr>
       <w:pgSz w:w="11906" w:h="16838"/>
       <w:pgMar w:top="1440" w:right="1800" w:bottom="1440" w:left="1800" w:header="851" w:footer="992" w:gutter="0"/>
@@ -3205,6 +3653,7 @@
   <w:style w:type="character" w:default="1" w:styleId="a0">
     <w:name w:val="Default Paragraph Font"/>
     <w:uiPriority w:val="1"/>
+    <w:semiHidden/>
     <w:unhideWhenUsed/>
   </w:style>
   <w:style w:type="table" w:default="1" w:styleId="a1">
